--- a/!Готовые работы/4.docx
+++ b/!Готовые работы/4.docx
@@ -1,168 +1,1821 @@
 
 <file path=word/document.xml><?xml version="1.0" encoding="utf-8"?>
-<w:document xmlns:wpc="http://schemas.microsoft.com/office/word/2010/wordprocessingCanvas" xmlns:cx="http://schemas.microsoft.com/office/drawing/2014/chartex" xmlns:cx1="http://schemas.microsoft.com/office/drawing/2015/9/8/chartex" xmlns:cx2="http://schemas.microsoft.com/office/drawing/2015/10/21/chartex" xmlns:cx3="http://schemas.microsoft.com/office/drawing/2016/5/9/chartex" xmlns:cx4="http://schemas.microsoft.com/office/drawing/2016/5/10/chartex" xmlns:cx5="http://schemas.microsoft.com/office/drawing/2016/5/11/chartex" xmlns:cx6="http://schemas.microsoft.com/office/drawing/2016/5/12/chartex" xmlns:cx7="http://schemas.microsoft.com/office/drawing/2016/5/13/chartex" xmlns:cx8="http://schemas.microsoft.com/office/drawing/2016/5/14/chartex" xmlns:mc="http://schemas.openxmlformats.org/markup-compatibility/2006" xmlns:aink="http://schemas.microsoft.com/office/drawing/2016/ink" xmlns:am3d="http://schemas.microsoft.com/office/drawing/2017/model3d" xmlns:o="urn:schemas-microsoft-com:office:office" xmlns:oel="http://schemas.microsoft.com/office/2019/extlst" xmlns:r="http://schemas.openxmlformats.org/officeDocument/2006/relationships" xmlns:m="http://schemas.openxmlformats.org/officeDocument/2006/math" xmlns:v="urn:schemas-microsoft-com:vml" xmlns:wp14="http://schemas.microsoft.com/office/word/2010/wordprocessingDrawing" xmlns:wp="http://schemas.openxmlformats.org/drawingml/2006/wordprocessingDrawing" xmlns:w10="urn:schemas-microsoft-com:office:word" xmlns:w="http://schemas.openxmlformats.org/wordprocessingml/2006/main" xmlns:w14="http://schemas.microsoft.com/office/word/2010/wordml" xmlns:w15="http://schemas.microsoft.com/office/word/2012/wordml" xmlns:w16cex="http://schemas.microsoft.com/office/word/2018/wordml/cex" xmlns:w16cid="http://schemas.microsoft.com/office/word/2016/wordml/cid" xmlns:w16="http://schemas.microsoft.com/office/word/2018/wordml" xmlns:w16du="http://schemas.microsoft.com/office/word/2023/wordml/word16du" xmlns:w16sdtdh="http://schemas.microsoft.com/office/word/2020/wordml/sdtdatahash" xmlns:w16sdtfl="http://schemas.microsoft.com/office/word/2024/wordml/sdtformatlock" xmlns:w16se="http://schemas.microsoft.com/office/word/2015/wordml/symex" xmlns:wpg="http://schemas.microsoft.com/office/word/2010/wordprocessingGroup" xmlns:wpi="http://schemas.microsoft.com/office/word/2010/wordprocessingInk" xmlns:wne="http://schemas.microsoft.com/office/word/2006/wordml" xmlns:wps="http://schemas.microsoft.com/office/word/2010/wordprocessingShape" mc:Ignorable="w14 w15 w16se w16cid w16 w16cex w16sdtdh w16sdtfl w16du wp14">
+<w:document xmlns:wpc="http://schemas.microsoft.com/office/word/2010/wordprocessingCanvas" xmlns:cx="http://schemas.microsoft.com/office/drawing/2014/chartex" xmlns:cx1="http://schemas.microsoft.com/office/drawing/2015/9/8/chartex" xmlns:cx2="http://schemas.microsoft.com/office/drawing/2015/10/21/chartex" xmlns:cx3="http://schemas.microsoft.com/office/drawing/2016/5/9/chartex" xmlns:cx4="http://schemas.microsoft.com/office/drawing/2016/5/10/chartex" xmlns:cx5="http://schemas.microsoft.com/office/drawing/2016/5/11/chartex" xmlns:cx6="http://schemas.microsoft.com/office/drawing/2016/5/12/chartex" xmlns:cx7="http://schemas.microsoft.com/office/drawing/2016/5/13/chartex" xmlns:cx8="http://schemas.microsoft.com/office/drawing/2016/5/14/chartex" xmlns:mc="http://schemas.openxmlformats.org/markup-compatibility/2006" xmlns:aink="http://schemas.microsoft.com/office/drawing/2016/ink" xmlns:am3d="http://schemas.microsoft.com/office/drawing/2017/model3d" xmlns:o="urn:schemas-microsoft-com:office:office" xmlns:oel="http://schemas.microsoft.com/office/2019/extlst" xmlns:r="http://schemas.openxmlformats.org/officeDocument/2006/relationships" xmlns:m="http://schemas.openxmlformats.org/officeDocument/2006/math" xmlns:v="urn:schemas-microsoft-com:vml" xmlns:wp14="http://schemas.microsoft.com/office/word/2010/wordprocessingDrawing" xmlns:wp="http://schemas.openxmlformats.org/drawingml/2006/wordprocessingDrawing" xmlns:w10="urn:schemas-microsoft-com:office:word" xmlns:w="http://schemas.openxmlformats.org/wordprocessingml/2006/main" xmlns:w14="http://schemas.microsoft.com/office/word/2010/wordml" xmlns:w15="http://schemas.microsoft.com/office/word/2012/wordml" xmlns:w16cex="http://schemas.microsoft.com/office/word/2018/wordml/cex" xmlns:w16cid="http://schemas.microsoft.com/office/word/2016/wordml/cid" xmlns:w16="http://schemas.microsoft.com/office/word/2018/wordml" xmlns:w16sdtdh="http://schemas.microsoft.com/office/word/2020/wordml/sdtdatahash" xmlns:w16se="http://schemas.microsoft.com/office/word/2015/wordml/symex" xmlns:wpg="http://schemas.microsoft.com/office/word/2010/wordprocessingGroup" xmlns:wpi="http://schemas.microsoft.com/office/word/2010/wordprocessingInk" xmlns:wne="http://schemas.microsoft.com/office/word/2006/wordml" xmlns:wps="http://schemas.microsoft.com/office/word/2010/wordprocessingShape" mc:Ignorable="w14 w15 w16se w16cid w16 w16cex w16sdtdh wp14">
   <w:body>
     <w:p>
       <w:pPr>
-        <w:ind w:firstLine="0"/>
-        <w:jc w:val="center"/>
+        <w:pStyle w:val="1"/>
+        <w:ind w:left="851"/>
+        <w:rPr>
+          <w:sz w:val="28"/>
+          <w:szCs w:val="16"/>
+        </w:rPr>
+      </w:pPr>
+      <w:r>
+        <w:rPr>
+          <w:sz w:val="28"/>
+          <w:szCs w:val="16"/>
+        </w:rPr>
+        <w:t xml:space="preserve">Практическая </w:t>
+      </w:r>
+      <w:r>
+        <w:rPr>
+          <w:sz w:val="28"/>
+          <w:szCs w:val="16"/>
+        </w:rPr>
+        <w:t xml:space="preserve">работа. </w:t>
+      </w:r>
+      <w:r>
+        <w:rPr>
+          <w:sz w:val="28"/>
+          <w:szCs w:val="16"/>
+        </w:rPr>
+        <w:t xml:space="preserve">Раздел </w:t>
+      </w:r>
+      <w:r>
+        <w:rPr>
+          <w:sz w:val="28"/>
+          <w:szCs w:val="16"/>
+        </w:rPr>
+        <w:t>4</w:t>
+      </w:r>
+    </w:p>
+    <w:p>
+      <w:r>
+        <w:rPr>
+          <w:b/>
+        </w:rPr>
+        <w:t>Тема</w:t>
+      </w:r>
+      <w:r>
+        <w:rPr>
+          <w:b/>
+        </w:rPr>
+        <w:t>:</w:t>
+      </w:r>
+      <w:r>
+        <w:t xml:space="preserve"> </w:t>
+      </w:r>
+      <w:r>
+        <w:t>«</w:t>
+      </w:r>
+      <w:r>
+        <w:t xml:space="preserve">Проектирование и создание БД в </w:t>
+      </w:r>
+      <w:r>
+        <w:t>MS</w:t>
+      </w:r>
+      <w:r>
+        <w:t xml:space="preserve"> </w:t>
+      </w:r>
+      <w:r>
+        <w:t>SQL</w:t>
+      </w:r>
+      <w:r>
+        <w:t xml:space="preserve"> </w:t>
+      </w:r>
+      <w:r>
+        <w:t>Server»</w:t>
+      </w:r>
+    </w:p>
+    <w:p>
+      <w:r>
+        <w:rPr>
+          <w:b/>
+        </w:rPr>
+        <w:t>Цель</w:t>
+      </w:r>
+      <w:proofErr w:type="gramStart"/>
+      <w:r>
+        <w:rPr>
+          <w:b/>
+        </w:rPr>
+        <w:t>:</w:t>
+      </w:r>
+      <w:r>
+        <w:t xml:space="preserve"> </w:t>
+      </w:r>
+      <w:r>
+        <w:t>Развернуть</w:t>
+      </w:r>
+      <w:proofErr w:type="gramEnd"/>
+      <w:r>
+        <w:t xml:space="preserve"> экземпляр </w:t>
+      </w:r>
+      <w:r>
+        <w:t>MS</w:t>
+      </w:r>
+      <w:r>
+        <w:t xml:space="preserve"> </w:t>
+      </w:r>
+      <w:r>
+        <w:t>SQL</w:t>
+      </w:r>
+      <w:r>
+        <w:t xml:space="preserve"> </w:t>
+      </w:r>
+      <w:r>
+        <w:t>Server</w:t>
+      </w:r>
+      <w:r>
+        <w:t xml:space="preserve">, создать базу данных на основе </w:t>
+      </w:r>
+      <w:r>
+        <w:t>ER</w:t>
+      </w:r>
+      <w:r>
+        <w:t xml:space="preserve">-диаграммы, реализовать таблицы с ограничениями, импортировать данные из </w:t>
+      </w:r>
+      <w:r>
+        <w:t>JSON</w:t>
+      </w:r>
+      <w:r>
+        <w:t>-файла, создать индексы и заполнить справочники тестовыми данными.</w:t>
+      </w:r>
+    </w:p>
+    <w:p>
+      <w:r>
+        <w:rPr>
+          <w:b/>
+        </w:rPr>
+        <w:t>Вариант 22</w:t>
+      </w:r>
+      <w:r>
+        <w:rPr>
+          <w:b/>
+        </w:rPr>
+        <w:t>:</w:t>
+      </w:r>
+      <w:r>
+        <w:t xml:space="preserve"> Автоцентр «Плюс» </w:t>
+      </w:r>
+    </w:p>
+    <w:p>
+      <w:pPr>
+        <w:pStyle w:val="21"/>
+        <w:ind w:left="851"/>
+      </w:pPr>
+      <w:r>
+        <w:t>4.1. Создание базы данных</w:t>
+      </w:r>
+    </w:p>
+    <w:p>
+      <w:r>
+        <w:t xml:space="preserve">Файл </w:t>
+      </w:r>
+      <w:r>
+        <w:rPr>
+          <w:rFonts w:ascii="Consolas" w:hAnsi="Consolas"/>
+          <w:sz w:val="18"/>
+        </w:rPr>
+        <w:t>01_CreateDatabase.sql</w:t>
+      </w:r>
+      <w:r>
+        <w:t xml:space="preserve"> — создание БД с явным размещением файлов данных и журнала:</w:t>
+      </w:r>
+    </w:p>
+    <w:p>
+      <w:r>
+        <w:t xml:space="preserve">• </w:t>
+      </w:r>
+      <w:proofErr w:type="spellStart"/>
+      <w:r>
+        <w:t>AutoCenterPlusDB_Data</w:t>
+      </w:r>
+      <w:proofErr w:type="spellEnd"/>
+      <w:r>
+        <w:t xml:space="preserve"> (</w:t>
+      </w:r>
+      <w:proofErr w:type="spellStart"/>
+      <w:r>
+        <w:t>mdf</w:t>
+      </w:r>
+      <w:proofErr w:type="spellEnd"/>
+      <w:r>
+        <w:t>): 50 МБ, рост по 10 МБ, максимум 500 МБ;</w:t>
+      </w:r>
+    </w:p>
+    <w:p>
+      <w:r>
+        <w:t xml:space="preserve">• </w:t>
+      </w:r>
+      <w:proofErr w:type="spellStart"/>
+      <w:r>
+        <w:t>AutoCenterPlusDB_Log</w:t>
+      </w:r>
+      <w:proofErr w:type="spellEnd"/>
+      <w:r>
+        <w:t xml:space="preserve"> (</w:t>
+      </w:r>
+      <w:proofErr w:type="spellStart"/>
+      <w:r>
+        <w:t>ldf</w:t>
+      </w:r>
+      <w:proofErr w:type="spellEnd"/>
+      <w:r>
+        <w:t>): 20 МБ, рост по 5 МБ, максимум 200 МБ.</w:t>
+      </w:r>
+    </w:p>
+    <w:p>
+      <w:pPr>
+        <w:shd w:val="clear" w:color="auto" w:fill="F2F4F7"/>
+        <w:spacing w:after="0"/>
+        <w:ind w:left="216"/>
+        <w:rPr>
+          <w:lang w:val="en-US"/>
+        </w:rPr>
+      </w:pPr>
+      <w:r>
+        <w:rPr>
+          <w:rFonts w:ascii="Consolas" w:hAnsi="Consolas"/>
+          <w:sz w:val="16"/>
+          <w:lang w:val="en-US"/>
+        </w:rPr>
+        <w:t xml:space="preserve">CREATE DATABASE </w:t>
+      </w:r>
+      <w:proofErr w:type="spellStart"/>
+      <w:r>
+        <w:rPr>
+          <w:rFonts w:ascii="Consolas" w:hAnsi="Consolas"/>
+          <w:sz w:val="16"/>
+          <w:lang w:val="en-US"/>
+        </w:rPr>
+        <w:t>AutoCenterPlusDB</w:t>
+      </w:r>
+      <w:proofErr w:type="spellEnd"/>
+    </w:p>
+    <w:p>
+      <w:pPr>
+        <w:shd w:val="clear" w:color="auto" w:fill="F2F4F7"/>
+        <w:spacing w:after="0"/>
+        <w:ind w:left="216"/>
+        <w:rPr>
+          <w:lang w:val="en-US"/>
+        </w:rPr>
+      </w:pPr>
+      <w:r>
+        <w:rPr>
+          <w:rFonts w:ascii="Consolas" w:hAnsi="Consolas"/>
+          <w:sz w:val="16"/>
+          <w:lang w:val="en-US"/>
+        </w:rPr>
+        <w:t>ON PRIMARY</w:t>
+      </w:r>
+    </w:p>
+    <w:p>
+      <w:pPr>
+        <w:shd w:val="clear" w:color="auto" w:fill="F2F4F7"/>
+        <w:spacing w:after="0"/>
+        <w:ind w:left="216"/>
+        <w:rPr>
+          <w:lang w:val="en-US"/>
+        </w:rPr>
+      </w:pPr>
+      <w:r>
+        <w:rPr>
+          <w:rFonts w:ascii="Consolas" w:hAnsi="Consolas"/>
+          <w:sz w:val="16"/>
+          <w:lang w:val="en-US"/>
+        </w:rPr>
+        <w:t>(</w:t>
+      </w:r>
+    </w:p>
+    <w:p>
+      <w:pPr>
+        <w:shd w:val="clear" w:color="auto" w:fill="F2F4F7"/>
+        <w:spacing w:after="0"/>
+        <w:ind w:left="216"/>
+        <w:rPr>
+          <w:lang w:val="en-US"/>
+        </w:rPr>
+      </w:pPr>
+      <w:r>
+        <w:rPr>
+          <w:rFonts w:ascii="Consolas" w:hAnsi="Consolas"/>
+          <w:sz w:val="16"/>
+          <w:lang w:val="en-US"/>
+        </w:rPr>
+        <w:t xml:space="preserve">    NAME = </w:t>
+      </w:r>
+      <w:proofErr w:type="spellStart"/>
+      <w:r>
+        <w:rPr>
+          <w:rFonts w:ascii="Consolas" w:hAnsi="Consolas"/>
+          <w:sz w:val="16"/>
+          <w:lang w:val="en-US"/>
+        </w:rPr>
+        <w:t>AutoCenterPlusDB_Data</w:t>
+      </w:r>
+      <w:proofErr w:type="spellEnd"/>
+      <w:r>
+        <w:rPr>
+          <w:rFonts w:ascii="Consolas" w:hAnsi="Consolas"/>
+          <w:sz w:val="16"/>
+          <w:lang w:val="en-US"/>
+        </w:rPr>
+        <w:t>,</w:t>
+      </w:r>
+    </w:p>
+    <w:p>
+      <w:pPr>
+        <w:shd w:val="clear" w:color="auto" w:fill="F2F4F7"/>
+        <w:spacing w:after="0"/>
+        <w:ind w:left="216"/>
+        <w:rPr>
+          <w:lang w:val="en-US"/>
+        </w:rPr>
+      </w:pPr>
+      <w:r>
+        <w:rPr>
+          <w:rFonts w:ascii="Consolas" w:hAnsi="Consolas"/>
+          <w:sz w:val="16"/>
+          <w:lang w:val="en-US"/>
+        </w:rPr>
+        <w:t xml:space="preserve">    FILENAME = 'C:\</w:t>
+      </w:r>
+      <w:proofErr w:type="spellStart"/>
+      <w:r>
+        <w:rPr>
+          <w:rFonts w:ascii="Consolas" w:hAnsi="Consolas"/>
+          <w:sz w:val="16"/>
+          <w:lang w:val="en-US"/>
+        </w:rPr>
+        <w:t>SQLData</w:t>
+      </w:r>
+      <w:proofErr w:type="spellEnd"/>
+      <w:r>
+        <w:rPr>
+          <w:rFonts w:ascii="Consolas" w:hAnsi="Consolas"/>
+          <w:sz w:val="16"/>
+          <w:lang w:val="en-US"/>
+        </w:rPr>
+        <w:t>\</w:t>
+      </w:r>
+      <w:proofErr w:type="spellStart"/>
+      <w:r>
+        <w:rPr>
+          <w:rFonts w:ascii="Consolas" w:hAnsi="Consolas"/>
+          <w:sz w:val="16"/>
+          <w:lang w:val="en-US"/>
+        </w:rPr>
+        <w:t>AutoCenterPlusDB.mdf</w:t>
+      </w:r>
+      <w:proofErr w:type="spellEnd"/>
+      <w:r>
+        <w:rPr>
+          <w:rFonts w:ascii="Consolas" w:hAnsi="Consolas"/>
+          <w:sz w:val="16"/>
+          <w:lang w:val="en-US"/>
+        </w:rPr>
+        <w:t>',</w:t>
+      </w:r>
+    </w:p>
+    <w:p>
+      <w:pPr>
+        <w:shd w:val="clear" w:color="auto" w:fill="F2F4F7"/>
+        <w:spacing w:after="0"/>
+        <w:ind w:left="216"/>
+        <w:rPr>
+          <w:lang w:val="en-US"/>
+        </w:rPr>
+      </w:pPr>
+      <w:r>
+        <w:rPr>
+          <w:rFonts w:ascii="Consolas" w:hAnsi="Consolas"/>
+          <w:sz w:val="16"/>
+          <w:lang w:val="en-US"/>
+        </w:rPr>
+        <w:t xml:space="preserve">    SIZE = 50MB, MAXSIZE = 500MB, FILEGROWTH = 10MB</w:t>
+      </w:r>
+    </w:p>
+    <w:p>
+      <w:pPr>
+        <w:shd w:val="clear" w:color="auto" w:fill="F2F4F7"/>
+        <w:spacing w:after="0"/>
+        <w:ind w:left="216"/>
+        <w:rPr>
+          <w:lang w:val="en-US"/>
+        </w:rPr>
+      </w:pPr>
+      <w:r>
+        <w:rPr>
+          <w:rFonts w:ascii="Consolas" w:hAnsi="Consolas"/>
+          <w:sz w:val="16"/>
+          <w:lang w:val="en-US"/>
+        </w:rPr>
+        <w:t>)</w:t>
+      </w:r>
+    </w:p>
+    <w:p>
+      <w:pPr>
+        <w:shd w:val="clear" w:color="auto" w:fill="F2F4F7"/>
+        <w:spacing w:after="0"/>
+        <w:ind w:left="216"/>
+        <w:rPr>
+          <w:lang w:val="en-US"/>
+        </w:rPr>
+      </w:pPr>
+      <w:r>
+        <w:rPr>
+          <w:rFonts w:ascii="Consolas" w:hAnsi="Consolas"/>
+          <w:sz w:val="16"/>
+          <w:lang w:val="en-US"/>
+        </w:rPr>
+        <w:t>LOG ON</w:t>
+      </w:r>
+    </w:p>
+    <w:p>
+      <w:pPr>
+        <w:shd w:val="clear" w:color="auto" w:fill="F2F4F7"/>
+        <w:spacing w:after="0"/>
+        <w:ind w:left="216"/>
+        <w:rPr>
+          <w:lang w:val="en-US"/>
+        </w:rPr>
+      </w:pPr>
+      <w:r>
+        <w:rPr>
+          <w:rFonts w:ascii="Consolas" w:hAnsi="Consolas"/>
+          <w:sz w:val="16"/>
+          <w:lang w:val="en-US"/>
+        </w:rPr>
+        <w:t>(</w:t>
+      </w:r>
+    </w:p>
+    <w:p>
+      <w:pPr>
+        <w:shd w:val="clear" w:color="auto" w:fill="F2F4F7"/>
+        <w:spacing w:after="0"/>
+        <w:ind w:left="216"/>
+        <w:rPr>
+          <w:lang w:val="en-US"/>
+        </w:rPr>
+      </w:pPr>
+      <w:r>
+        <w:rPr>
+          <w:rFonts w:ascii="Consolas" w:hAnsi="Consolas"/>
+          <w:sz w:val="16"/>
+          <w:lang w:val="en-US"/>
+        </w:rPr>
+        <w:t xml:space="preserve">    NAME = </w:t>
+      </w:r>
+      <w:proofErr w:type="spellStart"/>
+      <w:r>
+        <w:rPr>
+          <w:rFonts w:ascii="Consolas" w:hAnsi="Consolas"/>
+          <w:sz w:val="16"/>
+          <w:lang w:val="en-US"/>
+        </w:rPr>
+        <w:t>AutoCenterPlusDB_Log</w:t>
+      </w:r>
+      <w:proofErr w:type="spellEnd"/>
+      <w:r>
+        <w:rPr>
+          <w:rFonts w:ascii="Consolas" w:hAnsi="Consolas"/>
+          <w:sz w:val="16"/>
+          <w:lang w:val="en-US"/>
+        </w:rPr>
+        <w:t>,</w:t>
+      </w:r>
+    </w:p>
+    <w:p>
+      <w:pPr>
+        <w:shd w:val="clear" w:color="auto" w:fill="F2F4F7"/>
+        <w:spacing w:after="0"/>
+        <w:ind w:left="216"/>
+        <w:rPr>
+          <w:lang w:val="en-US"/>
+        </w:rPr>
+      </w:pPr>
+      <w:r>
+        <w:rPr>
+          <w:rFonts w:ascii="Consolas" w:hAnsi="Consolas"/>
+          <w:sz w:val="16"/>
+          <w:lang w:val="en-US"/>
+        </w:rPr>
+        <w:t xml:space="preserve">    FILENAME = 'C:\</w:t>
+      </w:r>
+      <w:proofErr w:type="spellStart"/>
+      <w:r>
+        <w:rPr>
+          <w:rFonts w:ascii="Consolas" w:hAnsi="Consolas"/>
+          <w:sz w:val="16"/>
+          <w:lang w:val="en-US"/>
+        </w:rPr>
+        <w:t>SQLData</w:t>
+      </w:r>
+      <w:proofErr w:type="spellEnd"/>
+      <w:r>
+        <w:rPr>
+          <w:rFonts w:ascii="Consolas" w:hAnsi="Consolas"/>
+          <w:sz w:val="16"/>
+          <w:lang w:val="en-US"/>
+        </w:rPr>
+        <w:t>\</w:t>
+      </w:r>
+      <w:proofErr w:type="spellStart"/>
+      <w:r>
+        <w:rPr>
+          <w:rFonts w:ascii="Consolas" w:hAnsi="Consolas"/>
+          <w:sz w:val="16"/>
+          <w:lang w:val="en-US"/>
+        </w:rPr>
+        <w:t>AutoCenterPlusDB_log.ldf</w:t>
+      </w:r>
+      <w:proofErr w:type="spellEnd"/>
+      <w:r>
+        <w:rPr>
+          <w:rFonts w:ascii="Consolas" w:hAnsi="Consolas"/>
+          <w:sz w:val="16"/>
+          <w:lang w:val="en-US"/>
+        </w:rPr>
+        <w:t>',</w:t>
+      </w:r>
+    </w:p>
+    <w:p>
+      <w:pPr>
+        <w:shd w:val="clear" w:color="auto" w:fill="F2F4F7"/>
+        <w:spacing w:after="0"/>
+        <w:ind w:left="216"/>
+        <w:rPr>
+          <w:lang w:val="en-US"/>
+        </w:rPr>
+      </w:pPr>
+      <w:r>
+        <w:rPr>
+          <w:rFonts w:ascii="Consolas" w:hAnsi="Consolas"/>
+          <w:sz w:val="16"/>
+          <w:lang w:val="en-US"/>
+        </w:rPr>
+        <w:t xml:space="preserve">    SIZE = 20MB, MAXSIZE = 200MB, FILEGROWTH = 5MB</w:t>
+      </w:r>
+    </w:p>
+    <w:p>
+      <w:pPr>
+        <w:shd w:val="clear" w:color="auto" w:fill="F2F4F7"/>
+        <w:spacing w:after="0"/>
+        <w:ind w:left="216"/>
+      </w:pPr>
+      <w:r>
+        <w:rPr>
+          <w:rFonts w:ascii="Consolas" w:hAnsi="Consolas"/>
+          <w:sz w:val="16"/>
+        </w:rPr>
+        <w:t>);</w:t>
+      </w:r>
+    </w:p>
+    <w:p>
+      <w:pPr>
+        <w:pStyle w:val="21"/>
+        <w:ind w:left="900"/>
+      </w:pPr>
+      <w:r>
+        <w:t>4.2. Создание таблиц с ограничениями</w:t>
+      </w:r>
+    </w:p>
+    <w:p>
+      <w:r>
+        <w:t xml:space="preserve">Файл </w:t>
+      </w:r>
+      <w:r>
+        <w:rPr>
+          <w:rFonts w:ascii="Consolas" w:hAnsi="Consolas"/>
+          <w:sz w:val="18"/>
+        </w:rPr>
+        <w:t>02_CreateTables.sql</w:t>
+      </w:r>
+      <w:r>
+        <w:t xml:space="preserve"> — 10 таблиц в 3НФ (см. Раздел 3). Ключевые ограничения:</w:t>
+      </w:r>
+    </w:p>
+    <w:tbl>
+      <w:tblPr>
+        <w:tblStyle w:val="ad"/>
+        <w:tblW w:w="10176" w:type="dxa"/>
+        <w:tblLook w:val="04A0" w:firstRow="1" w:lastRow="0" w:firstColumn="1" w:lastColumn="0" w:noHBand="0" w:noVBand="1"/>
+      </w:tblPr>
+      <w:tblGrid>
+        <w:gridCol w:w="5087"/>
+        <w:gridCol w:w="5089"/>
+      </w:tblGrid>
+      <w:tr>
+        <w:trPr>
+          <w:trHeight w:val="198"/>
+        </w:trPr>
+        <w:tc>
+          <w:tcPr>
+            <w:tcW w:w="5087" w:type="dxa"/>
+          </w:tcPr>
+          <w:p>
+            <w:pPr>
+              <w:spacing w:after="20"/>
+              <w:rPr>
+                <w:sz w:val="20"/>
+                <w:szCs w:val="24"/>
+              </w:rPr>
+            </w:pPr>
+            <w:r>
+              <w:rPr>
+                <w:b/>
+                <w:sz w:val="20"/>
+                <w:szCs w:val="24"/>
+              </w:rPr>
+              <w:t>Таблица</w:t>
+            </w:r>
+          </w:p>
+        </w:tc>
+        <w:tc>
+          <w:tcPr>
+            <w:tcW w:w="5089" w:type="dxa"/>
+          </w:tcPr>
+          <w:p>
+            <w:pPr>
+              <w:spacing w:after="20"/>
+              <w:rPr>
+                <w:sz w:val="20"/>
+                <w:szCs w:val="24"/>
+              </w:rPr>
+            </w:pPr>
+            <w:r>
+              <w:rPr>
+                <w:b/>
+                <w:sz w:val="20"/>
+                <w:szCs w:val="24"/>
+              </w:rPr>
+              <w:t>Ограничения</w:t>
+            </w:r>
+          </w:p>
+        </w:tc>
+      </w:tr>
+      <w:tr>
+        <w:trPr>
+          <w:trHeight w:val="213"/>
+        </w:trPr>
+        <w:tc>
+          <w:tcPr>
+            <w:tcW w:w="5087" w:type="dxa"/>
+          </w:tcPr>
+          <w:p>
+            <w:pPr>
+              <w:spacing w:after="20"/>
+              <w:rPr>
+                <w:sz w:val="20"/>
+                <w:szCs w:val="24"/>
+              </w:rPr>
+            </w:pPr>
+            <w:r>
+              <w:rPr>
+                <w:sz w:val="20"/>
+                <w:szCs w:val="24"/>
+              </w:rPr>
+              <w:t>Customer</w:t>
+            </w:r>
+          </w:p>
+        </w:tc>
+        <w:tc>
+          <w:tcPr>
+            <w:tcW w:w="5089" w:type="dxa"/>
+          </w:tcPr>
+          <w:p>
+            <w:pPr>
+              <w:spacing w:after="20"/>
+              <w:ind w:firstLine="0"/>
+              <w:rPr>
+                <w:sz w:val="20"/>
+                <w:szCs w:val="24"/>
+              </w:rPr>
+            </w:pPr>
+            <w:r>
+              <w:rPr>
+                <w:sz w:val="20"/>
+                <w:szCs w:val="24"/>
+              </w:rPr>
+              <w:t>PK, UNIQUE(INN) — бизнес-правило уникальности ИНН</w:t>
+            </w:r>
+          </w:p>
+        </w:tc>
+      </w:tr>
+      <w:tr>
+        <w:trPr>
+          <w:trHeight w:val="381"/>
+        </w:trPr>
+        <w:tc>
+          <w:tcPr>
+            <w:tcW w:w="5087" w:type="dxa"/>
+          </w:tcPr>
+          <w:p>
+            <w:pPr>
+              <w:spacing w:after="20"/>
+              <w:rPr>
+                <w:sz w:val="20"/>
+                <w:szCs w:val="24"/>
+              </w:rPr>
+            </w:pPr>
+            <w:r>
+              <w:rPr>
+                <w:sz w:val="20"/>
+                <w:szCs w:val="24"/>
+              </w:rPr>
+              <w:t>Product</w:t>
+            </w:r>
+          </w:p>
+        </w:tc>
+        <w:tc>
+          <w:tcPr>
+            <w:tcW w:w="5089" w:type="dxa"/>
+          </w:tcPr>
+          <w:p>
+            <w:pPr>
+              <w:spacing w:after="20"/>
+              <w:ind w:firstLine="0"/>
+              <w:rPr>
+                <w:sz w:val="20"/>
+                <w:szCs w:val="24"/>
+                <w:lang w:val="en-US"/>
+              </w:rPr>
+            </w:pPr>
+            <w:r>
+              <w:rPr>
+                <w:sz w:val="20"/>
+                <w:szCs w:val="24"/>
+                <w:lang w:val="en-US"/>
+              </w:rPr>
+              <w:t xml:space="preserve">PK, UNIQUE(Code), UNIQUE(Name), </w:t>
+            </w:r>
+            <w:proofErr w:type="gramStart"/>
+            <w:r>
+              <w:rPr>
+                <w:sz w:val="20"/>
+                <w:szCs w:val="24"/>
+                <w:lang w:val="en-US"/>
+              </w:rPr>
+              <w:t>CHECK(</w:t>
+            </w:r>
+            <w:proofErr w:type="gramEnd"/>
+            <w:r>
+              <w:rPr>
+                <w:sz w:val="20"/>
+                <w:szCs w:val="24"/>
+                <w:lang w:val="en-US"/>
+              </w:rPr>
+              <w:t>Unit IN ('</w:t>
+            </w:r>
+            <w:proofErr w:type="spellStart"/>
+            <w:r>
+              <w:rPr>
+                <w:sz w:val="20"/>
+                <w:szCs w:val="24"/>
+              </w:rPr>
+              <w:t>шт</w:t>
+            </w:r>
+            <w:proofErr w:type="spellEnd"/>
+            <w:r>
+              <w:rPr>
+                <w:sz w:val="20"/>
+                <w:szCs w:val="24"/>
+                <w:lang w:val="en-US"/>
+              </w:rPr>
+              <w:t>','</w:t>
+            </w:r>
+            <w:r>
+              <w:rPr>
+                <w:sz w:val="20"/>
+                <w:szCs w:val="24"/>
+              </w:rPr>
+              <w:t>кг</w:t>
+            </w:r>
+            <w:r>
+              <w:rPr>
+                <w:sz w:val="20"/>
+                <w:szCs w:val="24"/>
+                <w:lang w:val="en-US"/>
+              </w:rPr>
+              <w:t>','</w:t>
+            </w:r>
+            <w:r>
+              <w:rPr>
+                <w:sz w:val="20"/>
+                <w:szCs w:val="24"/>
+              </w:rPr>
+              <w:t>л</w:t>
+            </w:r>
+            <w:r>
+              <w:rPr>
+                <w:sz w:val="20"/>
+                <w:szCs w:val="24"/>
+                <w:lang w:val="en-US"/>
+              </w:rPr>
+              <w:t>','</w:t>
+            </w:r>
+            <w:r>
+              <w:rPr>
+                <w:sz w:val="20"/>
+                <w:szCs w:val="24"/>
+              </w:rPr>
+              <w:t>м</w:t>
+            </w:r>
+            <w:r>
+              <w:rPr>
+                <w:sz w:val="20"/>
+                <w:szCs w:val="24"/>
+                <w:lang w:val="en-US"/>
+              </w:rPr>
+              <w:t>','</w:t>
+            </w:r>
+            <w:r>
+              <w:rPr>
+                <w:sz w:val="20"/>
+                <w:szCs w:val="24"/>
+              </w:rPr>
+              <w:t>т</w:t>
+            </w:r>
+            <w:r>
+              <w:rPr>
+                <w:sz w:val="20"/>
+                <w:szCs w:val="24"/>
+                <w:lang w:val="en-US"/>
+              </w:rPr>
+              <w:t>','</w:t>
+            </w:r>
+            <w:r>
+              <w:rPr>
+                <w:sz w:val="20"/>
+                <w:szCs w:val="24"/>
+              </w:rPr>
+              <w:t>мин</w:t>
+            </w:r>
+            <w:r>
+              <w:rPr>
+                <w:sz w:val="20"/>
+                <w:szCs w:val="24"/>
+                <w:lang w:val="en-US"/>
+              </w:rPr>
+              <w:t>','</w:t>
+            </w:r>
+            <w:r>
+              <w:rPr>
+                <w:sz w:val="20"/>
+                <w:szCs w:val="24"/>
+              </w:rPr>
+              <w:t>ч</w:t>
+            </w:r>
+            <w:r>
+              <w:rPr>
+                <w:sz w:val="20"/>
+                <w:szCs w:val="24"/>
+                <w:lang w:val="en-US"/>
+              </w:rPr>
+              <w:t>','</w:t>
+            </w:r>
+            <w:proofErr w:type="spellStart"/>
+            <w:r>
+              <w:rPr>
+                <w:sz w:val="20"/>
+                <w:szCs w:val="24"/>
+              </w:rPr>
+              <w:t>нормочас</w:t>
+            </w:r>
+            <w:proofErr w:type="spellEnd"/>
+            <w:r>
+              <w:rPr>
+                <w:sz w:val="20"/>
+                <w:szCs w:val="24"/>
+                <w:lang w:val="en-US"/>
+              </w:rPr>
+              <w:t>'))</w:t>
+            </w:r>
+          </w:p>
+        </w:tc>
+      </w:tr>
+      <w:tr>
+        <w:trPr>
+          <w:trHeight w:val="198"/>
+        </w:trPr>
+        <w:tc>
+          <w:tcPr>
+            <w:tcW w:w="5087" w:type="dxa"/>
+          </w:tcPr>
+          <w:p>
+            <w:pPr>
+              <w:spacing w:after="20"/>
+              <w:rPr>
+                <w:sz w:val="20"/>
+                <w:szCs w:val="24"/>
+              </w:rPr>
+            </w:pPr>
+            <w:proofErr w:type="spellStart"/>
+            <w:r>
+              <w:rPr>
+                <w:sz w:val="20"/>
+                <w:szCs w:val="24"/>
+              </w:rPr>
+              <w:t>Material</w:t>
+            </w:r>
+            <w:proofErr w:type="spellEnd"/>
+            <w:r>
+              <w:rPr>
+                <w:sz w:val="20"/>
+                <w:szCs w:val="24"/>
+              </w:rPr>
+              <w:t xml:space="preserve"> / </w:t>
+            </w:r>
+            <w:proofErr w:type="spellStart"/>
+            <w:r>
+              <w:rPr>
+                <w:sz w:val="20"/>
+                <w:szCs w:val="24"/>
+              </w:rPr>
+              <w:t>Operation</w:t>
+            </w:r>
+            <w:proofErr w:type="spellEnd"/>
+          </w:p>
+        </w:tc>
+        <w:tc>
+          <w:tcPr>
+            <w:tcW w:w="5089" w:type="dxa"/>
+          </w:tcPr>
+          <w:p>
+            <w:pPr>
+              <w:spacing w:after="20"/>
+              <w:ind w:firstLine="0"/>
+              <w:rPr>
+                <w:sz w:val="20"/>
+                <w:szCs w:val="24"/>
+              </w:rPr>
+            </w:pPr>
+            <w:r>
+              <w:rPr>
+                <w:sz w:val="20"/>
+                <w:szCs w:val="24"/>
+              </w:rPr>
+              <w:t xml:space="preserve">PK, </w:t>
+            </w:r>
+            <w:proofErr w:type="gramStart"/>
+            <w:r>
+              <w:rPr>
+                <w:sz w:val="20"/>
+                <w:szCs w:val="24"/>
+              </w:rPr>
+              <w:t>CHECK(</w:t>
+            </w:r>
+            <w:proofErr w:type="gramEnd"/>
+            <w:r>
+              <w:rPr>
+                <w:sz w:val="20"/>
+                <w:szCs w:val="24"/>
+              </w:rPr>
+              <w:t>Price &gt;= 0)</w:t>
+            </w:r>
+          </w:p>
+        </w:tc>
+      </w:tr>
+      <w:tr>
+        <w:trPr>
+          <w:trHeight w:val="213"/>
+        </w:trPr>
+        <w:tc>
+          <w:tcPr>
+            <w:tcW w:w="5087" w:type="dxa"/>
+          </w:tcPr>
+          <w:p>
+            <w:pPr>
+              <w:spacing w:after="20"/>
+              <w:rPr>
+                <w:sz w:val="20"/>
+                <w:szCs w:val="24"/>
+              </w:rPr>
+            </w:pPr>
+            <w:proofErr w:type="spellStart"/>
+            <w:r>
+              <w:rPr>
+                <w:sz w:val="20"/>
+                <w:szCs w:val="24"/>
+              </w:rPr>
+              <w:t>Specification</w:t>
+            </w:r>
+            <w:proofErr w:type="spellEnd"/>
+          </w:p>
+        </w:tc>
+        <w:tc>
+          <w:tcPr>
+            <w:tcW w:w="5089" w:type="dxa"/>
+          </w:tcPr>
+          <w:p>
+            <w:pPr>
+              <w:spacing w:after="20"/>
+              <w:ind w:firstLine="0"/>
+              <w:rPr>
+                <w:sz w:val="20"/>
+                <w:szCs w:val="24"/>
+                <w:lang w:val="en-US"/>
+              </w:rPr>
+            </w:pPr>
+            <w:r>
+              <w:rPr>
+                <w:sz w:val="20"/>
+                <w:szCs w:val="24"/>
+                <w:lang w:val="en-US"/>
+              </w:rPr>
+              <w:t>PK, UNIQUE(</w:t>
+            </w:r>
+            <w:proofErr w:type="spellStart"/>
+            <w:r>
+              <w:rPr>
+                <w:sz w:val="20"/>
+                <w:szCs w:val="24"/>
+                <w:lang w:val="en-US"/>
+              </w:rPr>
+              <w:t>ProductId</w:t>
+            </w:r>
+            <w:proofErr w:type="spellEnd"/>
+            <w:r>
+              <w:rPr>
+                <w:sz w:val="20"/>
+                <w:szCs w:val="24"/>
+                <w:lang w:val="en-US"/>
+              </w:rPr>
+              <w:t xml:space="preserve">) — </w:t>
+            </w:r>
+            <w:r>
+              <w:rPr>
+                <w:sz w:val="20"/>
+                <w:szCs w:val="24"/>
+              </w:rPr>
+              <w:t>связь</w:t>
+            </w:r>
+            <w:r>
+              <w:rPr>
+                <w:sz w:val="20"/>
+                <w:szCs w:val="24"/>
+                <w:lang w:val="en-US"/>
+              </w:rPr>
+              <w:t xml:space="preserve"> 1:1, FK ON DELETE CASCADE</w:t>
+            </w:r>
+          </w:p>
+        </w:tc>
+      </w:tr>
+      <w:tr>
+        <w:trPr>
+          <w:trHeight w:val="381"/>
+        </w:trPr>
+        <w:tc>
+          <w:tcPr>
+            <w:tcW w:w="5087" w:type="dxa"/>
+          </w:tcPr>
+          <w:p>
+            <w:pPr>
+              <w:spacing w:after="20"/>
+              <w:rPr>
+                <w:sz w:val="20"/>
+                <w:szCs w:val="24"/>
+              </w:rPr>
+            </w:pPr>
+            <w:proofErr w:type="spellStart"/>
+            <w:r>
+              <w:rPr>
+                <w:sz w:val="20"/>
+                <w:szCs w:val="24"/>
+              </w:rPr>
+              <w:t>SpecMaterial</w:t>
+            </w:r>
+            <w:proofErr w:type="spellEnd"/>
+            <w:r>
+              <w:rPr>
+                <w:sz w:val="20"/>
+                <w:szCs w:val="24"/>
+              </w:rPr>
+              <w:t xml:space="preserve"> / </w:t>
+            </w:r>
+            <w:proofErr w:type="spellStart"/>
+            <w:r>
+              <w:rPr>
+                <w:sz w:val="20"/>
+                <w:szCs w:val="24"/>
+              </w:rPr>
+              <w:t>SpecOperation</w:t>
+            </w:r>
+            <w:proofErr w:type="spellEnd"/>
+          </w:p>
+        </w:tc>
+        <w:tc>
+          <w:tcPr>
+            <w:tcW w:w="5089" w:type="dxa"/>
+          </w:tcPr>
+          <w:p>
+            <w:pPr>
+              <w:spacing w:after="20"/>
+              <w:ind w:firstLine="0"/>
+              <w:rPr>
+                <w:sz w:val="20"/>
+                <w:szCs w:val="24"/>
+                <w:lang w:val="en-US"/>
+              </w:rPr>
+            </w:pPr>
+            <w:r>
+              <w:rPr>
+                <w:sz w:val="20"/>
+                <w:szCs w:val="24"/>
+                <w:lang w:val="en-US"/>
+              </w:rPr>
+              <w:t xml:space="preserve">PK, FK, </w:t>
+            </w:r>
+            <w:proofErr w:type="gramStart"/>
+            <w:r>
+              <w:rPr>
+                <w:sz w:val="20"/>
+                <w:szCs w:val="24"/>
+                <w:lang w:val="en-US"/>
+              </w:rPr>
+              <w:t>UNIQUE(</w:t>
+            </w:r>
+            <w:proofErr w:type="spellStart"/>
+            <w:proofErr w:type="gramEnd"/>
+            <w:r>
+              <w:rPr>
+                <w:sz w:val="20"/>
+                <w:szCs w:val="24"/>
+                <w:lang w:val="en-US"/>
+              </w:rPr>
+              <w:t>SpecId</w:t>
+            </w:r>
+            <w:proofErr w:type="spellEnd"/>
+            <w:r>
+              <w:rPr>
+                <w:sz w:val="20"/>
+                <w:szCs w:val="24"/>
+                <w:lang w:val="en-US"/>
+              </w:rPr>
+              <w:t xml:space="preserve">, </w:t>
+            </w:r>
+            <w:proofErr w:type="spellStart"/>
+            <w:r>
+              <w:rPr>
+                <w:sz w:val="20"/>
+                <w:szCs w:val="24"/>
+                <w:lang w:val="en-US"/>
+              </w:rPr>
+              <w:t>MaterialId</w:t>
+            </w:r>
+            <w:proofErr w:type="spellEnd"/>
+            <w:r>
+              <w:rPr>
+                <w:sz w:val="20"/>
+                <w:szCs w:val="24"/>
+                <w:lang w:val="en-US"/>
+              </w:rPr>
+              <w:t>/</w:t>
+            </w:r>
+            <w:proofErr w:type="spellStart"/>
+            <w:r>
+              <w:rPr>
+                <w:sz w:val="20"/>
+                <w:szCs w:val="24"/>
+                <w:lang w:val="en-US"/>
+              </w:rPr>
+              <w:t>OperationId</w:t>
+            </w:r>
+            <w:proofErr w:type="spellEnd"/>
+            <w:r>
+              <w:rPr>
+                <w:sz w:val="20"/>
+                <w:szCs w:val="24"/>
+                <w:lang w:val="en-US"/>
+              </w:rPr>
+              <w:t>), CHECK(Norm &gt; 0)</w:t>
+            </w:r>
+          </w:p>
+        </w:tc>
+      </w:tr>
+      <w:tr>
+        <w:trPr>
+          <w:trHeight w:val="397"/>
+        </w:trPr>
+        <w:tc>
+          <w:tcPr>
+            <w:tcW w:w="5087" w:type="dxa"/>
+          </w:tcPr>
+          <w:p>
+            <w:pPr>
+              <w:spacing w:after="20"/>
+              <w:rPr>
+                <w:sz w:val="20"/>
+                <w:szCs w:val="24"/>
+              </w:rPr>
+            </w:pPr>
+            <w:proofErr w:type="spellStart"/>
+            <w:r>
+              <w:rPr>
+                <w:sz w:val="20"/>
+                <w:szCs w:val="24"/>
+              </w:rPr>
+              <w:t>Order</w:t>
+            </w:r>
+            <w:proofErr w:type="spellEnd"/>
+            <w:r>
+              <w:rPr>
+                <w:sz w:val="20"/>
+                <w:szCs w:val="24"/>
+              </w:rPr>
+              <w:t xml:space="preserve"> / </w:t>
+            </w:r>
+            <w:proofErr w:type="spellStart"/>
+            <w:r>
+              <w:rPr>
+                <w:sz w:val="20"/>
+                <w:szCs w:val="24"/>
+              </w:rPr>
+              <w:t>OrderDetail</w:t>
+            </w:r>
+            <w:proofErr w:type="spellEnd"/>
+          </w:p>
+        </w:tc>
+        <w:tc>
+          <w:tcPr>
+            <w:tcW w:w="5089" w:type="dxa"/>
+          </w:tcPr>
+          <w:p>
+            <w:pPr>
+              <w:spacing w:after="20"/>
+              <w:ind w:firstLine="0"/>
+              <w:rPr>
+                <w:sz w:val="20"/>
+                <w:szCs w:val="24"/>
+                <w:lang w:val="en-US"/>
+              </w:rPr>
+            </w:pPr>
+            <w:r>
+              <w:rPr>
+                <w:sz w:val="20"/>
+                <w:szCs w:val="24"/>
+                <w:lang w:val="en-US"/>
+              </w:rPr>
+              <w:t xml:space="preserve">PK, FK, </w:t>
+            </w:r>
+            <w:proofErr w:type="gramStart"/>
+            <w:r>
+              <w:rPr>
+                <w:sz w:val="20"/>
+                <w:szCs w:val="24"/>
+                <w:lang w:val="en-US"/>
+              </w:rPr>
+              <w:t>CHECK(</w:t>
+            </w:r>
+            <w:proofErr w:type="gramEnd"/>
+            <w:r>
+              <w:rPr>
+                <w:sz w:val="20"/>
+                <w:szCs w:val="24"/>
+                <w:lang w:val="en-US"/>
+              </w:rPr>
+              <w:t xml:space="preserve">Quantity &gt; 0), ON DELETE CASCADE </w:t>
+            </w:r>
+            <w:r>
+              <w:rPr>
+                <w:sz w:val="20"/>
+                <w:szCs w:val="24"/>
+              </w:rPr>
+              <w:t>для</w:t>
+            </w:r>
+            <w:r>
+              <w:rPr>
+                <w:sz w:val="20"/>
+                <w:szCs w:val="24"/>
+                <w:lang w:val="en-US"/>
+              </w:rPr>
+              <w:t xml:space="preserve"> </w:t>
+            </w:r>
+            <w:r>
+              <w:rPr>
+                <w:sz w:val="20"/>
+                <w:szCs w:val="24"/>
+              </w:rPr>
+              <w:t>позиций</w:t>
+            </w:r>
+          </w:p>
+        </w:tc>
+      </w:tr>
+      <w:tr>
+        <w:trPr>
+          <w:trHeight w:val="381"/>
+        </w:trPr>
+        <w:tc>
+          <w:tcPr>
+            <w:tcW w:w="5087" w:type="dxa"/>
+          </w:tcPr>
+          <w:p>
+            <w:pPr>
+              <w:spacing w:after="20"/>
+              <w:rPr>
+                <w:sz w:val="20"/>
+                <w:szCs w:val="24"/>
+              </w:rPr>
+            </w:pPr>
+            <w:r>
+              <w:rPr>
+                <w:sz w:val="20"/>
+                <w:szCs w:val="24"/>
+              </w:rPr>
+              <w:t>User</w:t>
+            </w:r>
+          </w:p>
+        </w:tc>
+        <w:tc>
+          <w:tcPr>
+            <w:tcW w:w="5089" w:type="dxa"/>
+          </w:tcPr>
+          <w:p>
+            <w:pPr>
+              <w:spacing w:after="20"/>
+              <w:ind w:firstLine="0"/>
+              <w:rPr>
+                <w:sz w:val="20"/>
+                <w:szCs w:val="24"/>
+                <w:lang w:val="en-US"/>
+              </w:rPr>
+            </w:pPr>
+            <w:r>
+              <w:rPr>
+                <w:sz w:val="20"/>
+                <w:szCs w:val="24"/>
+                <w:lang w:val="en-US"/>
+              </w:rPr>
+              <w:t xml:space="preserve">PK, UNIQUE(Login), </w:t>
+            </w:r>
+            <w:proofErr w:type="gramStart"/>
+            <w:r>
+              <w:rPr>
+                <w:sz w:val="20"/>
+                <w:szCs w:val="24"/>
+                <w:lang w:val="en-US"/>
+              </w:rPr>
+              <w:t>CHECK(</w:t>
+            </w:r>
+            <w:proofErr w:type="gramEnd"/>
+            <w:r>
+              <w:rPr>
+                <w:sz w:val="20"/>
+                <w:szCs w:val="24"/>
+                <w:lang w:val="en-US"/>
+              </w:rPr>
+              <w:t>Role IN ('</w:t>
+            </w:r>
+            <w:proofErr w:type="spellStart"/>
+            <w:r>
+              <w:rPr>
+                <w:sz w:val="20"/>
+                <w:szCs w:val="24"/>
+                <w:lang w:val="en-US"/>
+              </w:rPr>
+              <w:t>Admin','Manager','Operator</w:t>
+            </w:r>
+            <w:proofErr w:type="spellEnd"/>
+            <w:r>
+              <w:rPr>
+                <w:sz w:val="20"/>
+                <w:szCs w:val="24"/>
+                <w:lang w:val="en-US"/>
+              </w:rPr>
+              <w:t>'))</w:t>
+            </w:r>
+          </w:p>
+        </w:tc>
+      </w:tr>
+    </w:tbl>
+    <w:p>
+      <w:pPr>
+        <w:spacing w:after="0"/>
+        <w:rPr>
+          <w:lang w:val="en-US"/>
+        </w:rPr>
+      </w:pPr>
+    </w:p>
+    <w:p>
+      <w:pPr>
+        <w:pStyle w:val="21"/>
+        <w:ind w:left="851"/>
+        <w:rPr>
+          <w:lang w:val="en-US"/>
+        </w:rPr>
+      </w:pPr>
+      <w:r>
+        <w:rPr>
+          <w:lang w:val="en-US"/>
+        </w:rPr>
+        <w:t xml:space="preserve">4.3. </w:t>
+      </w:r>
+      <w:r>
+        <w:t>Импорт</w:t>
+      </w:r>
+      <w:r>
+        <w:rPr>
+          <w:lang w:val="en-US"/>
+        </w:rPr>
+        <w:t xml:space="preserve"> </w:t>
+      </w:r>
+      <w:r>
+        <w:t>данных</w:t>
+      </w:r>
+      <w:r>
+        <w:rPr>
+          <w:lang w:val="en-US"/>
+        </w:rPr>
+        <w:t xml:space="preserve"> </w:t>
+      </w:r>
+      <w:r>
+        <w:t>из</w:t>
+      </w:r>
+      <w:r>
+        <w:rPr>
+          <w:lang w:val="en-US"/>
+        </w:rPr>
+        <w:t xml:space="preserve"> </w:t>
+      </w:r>
+      <w:r>
+        <w:t>Заказчики</w:t>
+      </w:r>
+      <w:r>
+        <w:rPr>
+          <w:lang w:val="en-US"/>
+        </w:rPr>
+        <w:t>.</w:t>
+      </w:r>
+      <w:proofErr w:type="spellStart"/>
+      <w:r>
+        <w:rPr>
+          <w:lang w:val="en-US"/>
+        </w:rPr>
+        <w:t>json</w:t>
+      </w:r>
+      <w:proofErr w:type="spellEnd"/>
+    </w:p>
+    <w:p>
+      <w:r>
+        <w:t>Файл</w:t>
+      </w:r>
+      <w:r>
+        <w:rPr>
+          <w:lang w:val="en-US"/>
+        </w:rPr>
+        <w:t xml:space="preserve"> </w:t>
+      </w:r>
+      <w:r>
+        <w:rPr>
+          <w:rFonts w:ascii="Consolas" w:hAnsi="Consolas"/>
+          <w:sz w:val="18"/>
+          <w:lang w:val="en-US"/>
+        </w:rPr>
+        <w:t>03_ImportCustomersFromJson.sql</w:t>
+      </w:r>
+      <w:r>
+        <w:rPr>
+          <w:lang w:val="en-US"/>
+        </w:rPr>
+        <w:t xml:space="preserve"> — </w:t>
+      </w:r>
+      <w:r>
+        <w:t>импорт</w:t>
+      </w:r>
+      <w:r>
+        <w:rPr>
+          <w:lang w:val="en-US"/>
+        </w:rPr>
+        <w:t xml:space="preserve"> 6 </w:t>
+      </w:r>
+      <w:r>
+        <w:t>контрагентов</w:t>
+      </w:r>
+      <w:r>
+        <w:rPr>
+          <w:lang w:val="en-US"/>
+        </w:rPr>
+        <w:t xml:space="preserve"> </w:t>
+      </w:r>
+      <w:r>
+        <w:t>через</w:t>
+      </w:r>
+      <w:r>
+        <w:rPr>
+          <w:lang w:val="en-US"/>
+        </w:rPr>
+        <w:t xml:space="preserve"> OPENROWSET + OPENJSON (SQL Server 2016+). </w:t>
+      </w:r>
+      <w:r>
+        <w:t xml:space="preserve">Особенности исходного файла учтены: пустой ИНН обрабатывается через </w:t>
+      </w:r>
+      <w:r>
+        <w:rPr>
+          <w:rFonts w:ascii="Consolas" w:hAnsi="Consolas"/>
+          <w:sz w:val="18"/>
+        </w:rPr>
+        <w:t>NULLIF</w:t>
+      </w:r>
+      <w:r>
+        <w:t xml:space="preserve">, ключ адреса в JSON — </w:t>
+      </w:r>
+      <w:r>
+        <w:rPr>
+          <w:rFonts w:ascii="Consolas" w:hAnsi="Consolas"/>
+          <w:sz w:val="18"/>
+        </w:rPr>
+        <w:t>"</w:t>
+      </w:r>
+      <w:proofErr w:type="spellStart"/>
+      <w:r>
+        <w:rPr>
+          <w:rFonts w:ascii="Consolas" w:hAnsi="Consolas"/>
+          <w:sz w:val="18"/>
+        </w:rPr>
+        <w:t>addres</w:t>
+      </w:r>
+      <w:proofErr w:type="spellEnd"/>
+      <w:r>
+        <w:rPr>
+          <w:rFonts w:ascii="Consolas" w:hAnsi="Consolas"/>
+          <w:sz w:val="18"/>
+        </w:rPr>
+        <w:t>"</w:t>
+      </w:r>
+      <w:r>
+        <w:t xml:space="preserve"> (опечатка в исходнике).</w:t>
+      </w:r>
+    </w:p>
+    <w:p>
+      <w:pPr>
+        <w:pStyle w:val="21"/>
+        <w:ind w:left="851"/>
+      </w:pPr>
+      <w:r>
+        <w:t>4.4. Индексы</w:t>
+      </w:r>
+    </w:p>
+    <w:p>
+      <w:r>
+        <w:t xml:space="preserve">Файл </w:t>
+      </w:r>
+      <w:r>
+        <w:rPr>
+          <w:rFonts w:ascii="Consolas" w:hAnsi="Consolas"/>
+          <w:sz w:val="18"/>
+        </w:rPr>
+        <w:t>04_Indexes.sql</w:t>
+      </w:r>
+      <w:r>
+        <w:t xml:space="preserve"> — индексы для часто используемых полей поиска:</w:t>
+      </w:r>
+    </w:p>
+    <w:p>
+      <w:r>
+        <w:t xml:space="preserve">• </w:t>
+      </w:r>
+      <w:proofErr w:type="spellStart"/>
+      <w:r>
+        <w:t>IX_Order_OrderDate</w:t>
+      </w:r>
+      <w:proofErr w:type="spellEnd"/>
+      <w:r>
+        <w:t xml:space="preserve"> — фильтр по дате в отчётах;</w:t>
+      </w:r>
+    </w:p>
+    <w:p>
+      <w:r>
+        <w:t xml:space="preserve">• </w:t>
+      </w:r>
+      <w:proofErr w:type="spellStart"/>
+      <w:r>
+        <w:t>IX_Customer_INN</w:t>
+      </w:r>
+      <w:proofErr w:type="spellEnd"/>
+      <w:r>
+        <w:t xml:space="preserve"> — поиск по реквизиту;</w:t>
+      </w:r>
+    </w:p>
+    <w:p>
+      <w:r>
+        <w:t xml:space="preserve">• </w:t>
+      </w:r>
+      <w:proofErr w:type="spellStart"/>
+      <w:r>
+        <w:t>IX_Product_Name</w:t>
+      </w:r>
+      <w:proofErr w:type="spellEnd"/>
+      <w:r>
+        <w:t xml:space="preserve"> — поиск по наименованию;</w:t>
+      </w:r>
+    </w:p>
+    <w:p>
+      <w:pPr>
+        <w:rPr>
+          <w:lang w:val="en-US"/>
+        </w:rPr>
+      </w:pPr>
+      <w:r>
+        <w:rPr>
+          <w:lang w:val="en-US"/>
+        </w:rPr>
+        <w:t xml:space="preserve">• </w:t>
+      </w:r>
+      <w:proofErr w:type="spellStart"/>
+      <w:r>
+        <w:rPr>
+          <w:lang w:val="en-US"/>
+        </w:rPr>
+        <w:t>IX_OrderDetail_OrderProduct</w:t>
+      </w:r>
+      <w:proofErr w:type="spellEnd"/>
+      <w:r>
+        <w:rPr>
+          <w:lang w:val="en-US"/>
+        </w:rPr>
+        <w:t xml:space="preserve"> (</w:t>
+      </w:r>
+      <w:proofErr w:type="spellStart"/>
+      <w:r>
+        <w:rPr>
+          <w:lang w:val="en-US"/>
+        </w:rPr>
+        <w:t>OrderId</w:t>
+      </w:r>
+      <w:proofErr w:type="spellEnd"/>
+      <w:r>
+        <w:rPr>
+          <w:lang w:val="en-US"/>
+        </w:rPr>
+        <w:t xml:space="preserve">, </w:t>
+      </w:r>
+      <w:proofErr w:type="spellStart"/>
+      <w:r>
+        <w:rPr>
+          <w:lang w:val="en-US"/>
+        </w:rPr>
+        <w:t>ProductId</w:t>
+      </w:r>
+      <w:proofErr w:type="spellEnd"/>
+      <w:r>
+        <w:rPr>
+          <w:lang w:val="en-US"/>
+        </w:rPr>
+        <w:t xml:space="preserve">) — </w:t>
+      </w:r>
+      <w:r>
+        <w:t>составной</w:t>
+      </w:r>
+      <w:r>
+        <w:rPr>
+          <w:lang w:val="en-US"/>
+        </w:rPr>
+        <w:t xml:space="preserve"> </w:t>
+      </w:r>
+      <w:r>
+        <w:t>для</w:t>
+      </w:r>
+      <w:r>
+        <w:rPr>
+          <w:lang w:val="en-US"/>
+        </w:rPr>
+        <w:t xml:space="preserve"> </w:t>
+      </w:r>
+      <w:r>
+        <w:t>позиций</w:t>
+      </w:r>
+      <w:r>
+        <w:rPr>
+          <w:lang w:val="en-US"/>
+        </w:rPr>
+        <w:t>;</w:t>
+      </w:r>
+    </w:p>
+    <w:p>
+      <w:r>
+        <w:t xml:space="preserve">• </w:t>
+      </w:r>
+      <w:proofErr w:type="spellStart"/>
+      <w:r>
+        <w:t>IX_Customer_Code</w:t>
+      </w:r>
+      <w:proofErr w:type="spellEnd"/>
+      <w:r>
+        <w:t xml:space="preserve"> — поиск по коду контрагента.</w:t>
+      </w:r>
+    </w:p>
+    <w:p>
+      <w:pPr>
+        <w:pStyle w:val="21"/>
+        <w:ind w:left="851"/>
+      </w:pPr>
+    </w:p>
+    <w:p>
+      <w:pPr>
+        <w:pStyle w:val="21"/>
+        <w:ind w:left="851"/>
+      </w:pPr>
+    </w:p>
+    <w:p>
+      <w:pPr>
+        <w:pStyle w:val="21"/>
+        <w:ind w:left="851"/>
+      </w:pPr>
+      <w:r>
+        <w:lastRenderedPageBreak/>
+        <w:t>4.5. Наполнение тестовыми данными</w:t>
+      </w:r>
+    </w:p>
+    <w:p>
+      <w:r>
+        <w:t xml:space="preserve">Файл </w:t>
+      </w:r>
+      <w:r>
+        <w:rPr>
+          <w:rFonts w:ascii="Consolas" w:hAnsi="Consolas"/>
+          <w:sz w:val="18"/>
+        </w:rPr>
+        <w:t>05_SeedData.sql</w:t>
+      </w:r>
+      <w:r>
+        <w:t xml:space="preserve"> — не менее 10 записей в каждой таблице:</w:t>
+      </w:r>
+    </w:p>
+    <w:p>
+      <w:r>
+        <w:t>• 11 позиций продукции (Замена масла ДВС, Замена тормозных колодок, Замена свечей зажигания, Диагностика подвески и др.);</w:t>
+      </w:r>
+    </w:p>
+    <w:p>
+      <w:r>
+        <w:t>• 11 материалов с ценами (масло 5W-40 — 450 руб., фильтр — 350 руб. и т.д.);</w:t>
+      </w:r>
+    </w:p>
+    <w:p>
+      <w:r>
+        <w:t>• 11 технологических операций в нормо-часах;</w:t>
+      </w:r>
+    </w:p>
+    <w:p>
+      <w:r>
+        <w:t>• спецификации для всей продукции, нормы расхода материалов и трудоёмкости по данным варианта;</w:t>
+      </w:r>
+    </w:p>
+    <w:p>
+      <w:r>
+        <w:t>• заказчики из документов варианта (в т.ч. ООО «Фермер»), заказ покупателя от 01.07.2025 с тремя позициями;</w:t>
+      </w:r>
+    </w:p>
+    <w:p>
+      <w:r>
+        <w:t>• 3 пользователя системы (</w:t>
+      </w:r>
+      <w:proofErr w:type="spellStart"/>
+      <w:r>
+        <w:t>Admin</w:t>
+      </w:r>
+      <w:proofErr w:type="spellEnd"/>
+      <w:r>
+        <w:t>/Manager/</w:t>
+      </w:r>
+      <w:proofErr w:type="spellStart"/>
+      <w:r>
+        <w:t>Operator</w:t>
+      </w:r>
+      <w:proofErr w:type="spellEnd"/>
+      <w:r>
+        <w:t>, пароли — SHA-256 + соль).</w:t>
+      </w:r>
+    </w:p>
+    <w:p>
+      <w:pPr>
+        <w:pStyle w:val="21"/>
+        <w:ind w:left="851"/>
+      </w:pPr>
+      <w:r>
+        <w:t xml:space="preserve"> </w:t>
+      </w:r>
+    </w:p>
+    <w:p>
+      <w:r>
         <w:rPr>
           <w:b/>
           <w:bCs/>
-          <w:lang w:val="en-US"/>
-        </w:rPr>
-      </w:pPr>
-      <w:r>
-        <w:rPr>
-          <w:b/>
-          <w:bCs/>
-        </w:rPr>
-        <w:t xml:space="preserve">ЛАБОРАТОРНАЯ РАБОТА № </w:t>
-      </w:r>
-      <w:r>
-        <w:rPr>
-          <w:b/>
-          <w:bCs/>
-          <w:lang w:val="en-US"/>
-        </w:rPr>
-        <w:t>1</w:t>
-      </w:r>
-    </w:p>
-    <w:p>
-      <w:pPr>
-        <w:rPr>
-          <w:lang w:val="en-US"/>
-        </w:rPr>
-      </w:pPr>
-      <w:r>
-        <w:rPr>
-          <w:b/>
-          <w:bCs/>
-        </w:rPr>
-        <w:t>Тема:</w:t>
+        </w:rPr>
+        <w:t>Вывод:</w:t>
       </w:r>
       <w:r>
         <w:t xml:space="preserve"> </w:t>
       </w:r>
-    </w:p>
-    <w:p>
-      <w:pPr>
-        <w:rPr>
-          <w:lang w:val="en-US"/>
-        </w:rPr>
-      </w:pPr>
-      <w:r>
-        <w:rPr>
-          <w:b/>
-          <w:bCs/>
-        </w:rPr>
-        <w:t>Цель работы:</w:t>
-      </w:r>
-      <w:r>
-        <w:t xml:space="preserve"> </w:t>
-      </w:r>
-    </w:p>
-    <w:p>
-      <w:r>
-        <w:rPr>
-          <w:b/>
-          <w:bCs/>
-        </w:rPr>
-        <w:t>Задание:</w:t>
-      </w:r>
-    </w:p>
-    <w:p>
-      <w:pPr>
-        <w:pStyle w:val="af"/>
-        <w:numPr>
-          <w:ilvl w:val="0"/>
-          <w:numId w:val="22"/>
-        </w:numPr>
-        <w:contextualSpacing/>
-      </w:pPr>
-    </w:p>
-    <w:p>
-      <w:pPr>
-        <w:pStyle w:val="af"/>
-        <w:numPr>
-          <w:ilvl w:val="0"/>
-          <w:numId w:val="22"/>
-        </w:numPr>
-        <w:contextualSpacing/>
-      </w:pPr>
-    </w:p>
-    <w:p>
-      <w:pPr>
-        <w:pStyle w:val="af"/>
-        <w:numPr>
-          <w:ilvl w:val="0"/>
-          <w:numId w:val="22"/>
-        </w:numPr>
-        <w:contextualSpacing/>
-      </w:pPr>
-    </w:p>
-    <w:p>
-      <w:pPr>
-        <w:pStyle w:val="af"/>
-        <w:numPr>
-          <w:ilvl w:val="0"/>
-          <w:numId w:val="22"/>
-        </w:numPr>
-        <w:contextualSpacing/>
-      </w:pPr>
-    </w:p>
-    <w:p>
-      <w:pPr>
-        <w:pStyle w:val="af"/>
-        <w:numPr>
-          <w:ilvl w:val="0"/>
-          <w:numId w:val="22"/>
-        </w:numPr>
-        <w:contextualSpacing/>
-      </w:pPr>
-    </w:p>
-    <w:p>
-      <w:pPr>
-        <w:pStyle w:val="af"/>
-        <w:numPr>
-          <w:ilvl w:val="0"/>
-          <w:numId w:val="22"/>
-        </w:numPr>
-        <w:contextualSpacing/>
-      </w:pPr>
-    </w:p>
-    <w:p>
-      <w:pPr>
-        <w:pStyle w:val="af"/>
-        <w:numPr>
-          <w:ilvl w:val="0"/>
-          <w:numId w:val="22"/>
-        </w:numPr>
-        <w:contextualSpacing/>
-      </w:pPr>
-    </w:p>
-    <w:p>
-      <w:pPr>
-        <w:ind w:firstLine="0"/>
-      </w:pPr>
-    </w:p>
-    <w:p>
-      <w:pPr>
-        <w:numPr>
-          <w:ilvl w:val="0"/>
-          <w:numId w:val="23"/>
-        </w:numPr>
-        <w:spacing w:after="160" w:line="259" w:lineRule="auto"/>
-        <w:ind w:firstLine="0"/>
-      </w:pPr>
-      <w:r>
-        <w:t>Подглава</w:t>
+      <w:r>
+        <w:t xml:space="preserve">БД </w:t>
+      </w:r>
+      <w:proofErr w:type="spellStart"/>
+      <w:r>
+        <w:t>AutoCenterPlusDB</w:t>
+      </w:r>
+      <w:proofErr w:type="spellEnd"/>
+      <w:r>
+        <w:t xml:space="preserve"> создана в соответствии с ER-моделью (Раздел 3): 10 таблиц в 3НФ, полный набор ограничений целостности (PK, FK, UNIQUE, CHECK, DEFAULT), индексы под поисковые запросы, данные варианта импортированы. Проверочный запрос подтверждает ≥10 записей в каждой таблице.</w:t>
       </w:r>
     </w:p>
     <w:sectPr>
       <w:footerReference w:type="default" r:id="rId8"/>
       <w:pgSz w:w="11906" w:h="16838"/>
-      <w:pgMar w:top="964" w:right="680" w:bottom="1985" w:left="1304" w:header="284" w:footer="720" w:gutter="0"/>
+      <w:pgMar w:top="1080" w:right="1080" w:bottom="1080" w:left="1224" w:header="284" w:footer="720" w:gutter="0"/>
       <w:cols w:space="720"/>
       <w:docGrid w:linePitch="272"/>
     </w:sectPr>
@@ -171,7 +1824,7 @@
 </file>
 
 <file path=word/endnotes.xml><?xml version="1.0" encoding="utf-8"?>
-<w:endnotes xmlns:wpc="http://schemas.microsoft.com/office/word/2010/wordprocessingCanvas" xmlns:cx="http://schemas.microsoft.com/office/drawing/2014/chartex" xmlns:cx1="http://schemas.microsoft.com/office/drawing/2015/9/8/chartex" xmlns:cx2="http://schemas.microsoft.com/office/drawing/2015/10/21/chartex" xmlns:cx3="http://schemas.microsoft.com/office/drawing/2016/5/9/chartex" xmlns:cx4="http://schemas.microsoft.com/office/drawing/2016/5/10/chartex" xmlns:cx5="http://schemas.microsoft.com/office/drawing/2016/5/11/chartex" xmlns:cx6="http://schemas.microsoft.com/office/drawing/2016/5/12/chartex" xmlns:cx7="http://schemas.microsoft.com/office/drawing/2016/5/13/chartex" xmlns:cx8="http://schemas.microsoft.com/office/drawing/2016/5/14/chartex" xmlns:mc="http://schemas.openxmlformats.org/markup-compatibility/2006" xmlns:aink="http://schemas.microsoft.com/office/drawing/2016/ink" xmlns:am3d="http://schemas.microsoft.com/office/drawing/2017/model3d" xmlns:o="urn:schemas-microsoft-com:office:office" xmlns:oel="http://schemas.microsoft.com/office/2019/extlst" xmlns:r="http://schemas.openxmlformats.org/officeDocument/2006/relationships" xmlns:m="http://schemas.openxmlformats.org/officeDocument/2006/math" xmlns:v="urn:schemas-microsoft-com:vml" xmlns:wp14="http://schemas.microsoft.com/office/word/2010/wordprocessingDrawing" xmlns:wp="http://schemas.openxmlformats.org/drawingml/2006/wordprocessingDrawing" xmlns:w10="urn:schemas-microsoft-com:office:word" xmlns:w="http://schemas.openxmlformats.org/wordprocessingml/2006/main" xmlns:w14="http://schemas.microsoft.com/office/word/2010/wordml" xmlns:w15="http://schemas.microsoft.com/office/word/2012/wordml" xmlns:w16cex="http://schemas.microsoft.com/office/word/2018/wordml/cex" xmlns:w16cid="http://schemas.microsoft.com/office/word/2016/wordml/cid" xmlns:w16="http://schemas.microsoft.com/office/word/2018/wordml" xmlns:w16du="http://schemas.microsoft.com/office/word/2023/wordml/word16du" xmlns:w16sdtdh="http://schemas.microsoft.com/office/word/2020/wordml/sdtdatahash" xmlns:w16sdtfl="http://schemas.microsoft.com/office/word/2024/wordml/sdtformatlock" xmlns:w16se="http://schemas.microsoft.com/office/word/2015/wordml/symex" xmlns:wpg="http://schemas.microsoft.com/office/word/2010/wordprocessingGroup" xmlns:wpi="http://schemas.microsoft.com/office/word/2010/wordprocessingInk" xmlns:wne="http://schemas.microsoft.com/office/word/2006/wordml" xmlns:wps="http://schemas.microsoft.com/office/word/2010/wordprocessingShape" mc:Ignorable="w14 w15 w16se w16cid w16 w16cex w16sdtdh w16sdtfl w16du wp14">
+<w:endnotes xmlns:wpc="http://schemas.microsoft.com/office/word/2010/wordprocessingCanvas" xmlns:cx="http://schemas.microsoft.com/office/drawing/2014/chartex" xmlns:cx1="http://schemas.microsoft.com/office/drawing/2015/9/8/chartex" xmlns:cx2="http://schemas.microsoft.com/office/drawing/2015/10/21/chartex" xmlns:cx3="http://schemas.microsoft.com/office/drawing/2016/5/9/chartex" xmlns:cx4="http://schemas.microsoft.com/office/drawing/2016/5/10/chartex" xmlns:cx5="http://schemas.microsoft.com/office/drawing/2016/5/11/chartex" xmlns:cx6="http://schemas.microsoft.com/office/drawing/2016/5/12/chartex" xmlns:cx7="http://schemas.microsoft.com/office/drawing/2016/5/13/chartex" xmlns:cx8="http://schemas.microsoft.com/office/drawing/2016/5/14/chartex" xmlns:mc="http://schemas.openxmlformats.org/markup-compatibility/2006" xmlns:aink="http://schemas.microsoft.com/office/drawing/2016/ink" xmlns:am3d="http://schemas.microsoft.com/office/drawing/2017/model3d" xmlns:o="urn:schemas-microsoft-com:office:office" xmlns:oel="http://schemas.microsoft.com/office/2019/extlst" xmlns:r="http://schemas.openxmlformats.org/officeDocument/2006/relationships" xmlns:m="http://schemas.openxmlformats.org/officeDocument/2006/math" xmlns:v="urn:schemas-microsoft-com:vml" xmlns:wp14="http://schemas.microsoft.com/office/word/2010/wordprocessingDrawing" xmlns:wp="http://schemas.openxmlformats.org/drawingml/2006/wordprocessingDrawing" xmlns:w10="urn:schemas-microsoft-com:office:word" xmlns:w="http://schemas.openxmlformats.org/wordprocessingml/2006/main" xmlns:w14="http://schemas.microsoft.com/office/word/2010/wordml" xmlns:w15="http://schemas.microsoft.com/office/word/2012/wordml" xmlns:w16cex="http://schemas.microsoft.com/office/word/2018/wordml/cex" xmlns:w16cid="http://schemas.microsoft.com/office/word/2016/wordml/cid" xmlns:w16="http://schemas.microsoft.com/office/word/2018/wordml" xmlns:w16sdtdh="http://schemas.microsoft.com/office/word/2020/wordml/sdtdatahash" xmlns:w16se="http://schemas.microsoft.com/office/word/2015/wordml/symex" xmlns:wpg="http://schemas.microsoft.com/office/word/2010/wordprocessingGroup" xmlns:wpi="http://schemas.microsoft.com/office/word/2010/wordprocessingInk" xmlns:wne="http://schemas.microsoft.com/office/word/2006/wordml" xmlns:wps="http://schemas.microsoft.com/office/word/2010/wordprocessingShape" mc:Ignorable="w14 w15 w16se w16cid w16 w16cex w16sdtdh wp14">
   <w:endnote w:type="separator" w:id="-1">
     <w:p>
       <w:r>
@@ -190,10 +1843,11 @@
 </file>
 
 <file path=word/footer1.xml><?xml version="1.0" encoding="utf-8"?>
-<w:ftr xmlns:wpc="http://schemas.microsoft.com/office/word/2010/wordprocessingCanvas" xmlns:cx="http://schemas.microsoft.com/office/drawing/2014/chartex" xmlns:cx1="http://schemas.microsoft.com/office/drawing/2015/9/8/chartex" xmlns:cx2="http://schemas.microsoft.com/office/drawing/2015/10/21/chartex" xmlns:cx3="http://schemas.microsoft.com/office/drawing/2016/5/9/chartex" xmlns:cx4="http://schemas.microsoft.com/office/drawing/2016/5/10/chartex" xmlns:cx5="http://schemas.microsoft.com/office/drawing/2016/5/11/chartex" xmlns:cx6="http://schemas.microsoft.com/office/drawing/2016/5/12/chartex" xmlns:cx7="http://schemas.microsoft.com/office/drawing/2016/5/13/chartex" xmlns:cx8="http://schemas.microsoft.com/office/drawing/2016/5/14/chartex" xmlns:mc="http://schemas.openxmlformats.org/markup-compatibility/2006" xmlns:aink="http://schemas.microsoft.com/office/drawing/2016/ink" xmlns:am3d="http://schemas.microsoft.com/office/drawing/2017/model3d" xmlns:o="urn:schemas-microsoft-com:office:office" xmlns:oel="http://schemas.microsoft.com/office/2019/extlst" xmlns:r="http://schemas.openxmlformats.org/officeDocument/2006/relationships" xmlns:m="http://schemas.openxmlformats.org/officeDocument/2006/math" xmlns:v="urn:schemas-microsoft-com:vml" xmlns:wp14="http://schemas.microsoft.com/office/word/2010/wordprocessingDrawing" xmlns:wp="http://schemas.openxmlformats.org/drawingml/2006/wordprocessingDrawing" xmlns:w10="urn:schemas-microsoft-com:office:word" xmlns:w="http://schemas.openxmlformats.org/wordprocessingml/2006/main" xmlns:w14="http://schemas.microsoft.com/office/word/2010/wordml" xmlns:w15="http://schemas.microsoft.com/office/word/2012/wordml" xmlns:w16cex="http://schemas.microsoft.com/office/word/2018/wordml/cex" xmlns:w16cid="http://schemas.microsoft.com/office/word/2016/wordml/cid" xmlns:w16="http://schemas.microsoft.com/office/word/2018/wordml" xmlns:w16du="http://schemas.microsoft.com/office/word/2023/wordml/word16du" xmlns:w16sdtdh="http://schemas.microsoft.com/office/word/2020/wordml/sdtdatahash" xmlns:w16sdtfl="http://schemas.microsoft.com/office/word/2024/wordml/sdtformatlock" xmlns:w16se="http://schemas.microsoft.com/office/word/2015/wordml/symex" xmlns:wpg="http://schemas.microsoft.com/office/word/2010/wordprocessingGroup" xmlns:wpi="http://schemas.microsoft.com/office/word/2010/wordprocessingInk" xmlns:wne="http://schemas.microsoft.com/office/word/2006/wordml" xmlns:wps="http://schemas.microsoft.com/office/word/2010/wordprocessingShape" mc:Ignorable="w14 w15 w16se w16cid w16 w16cex w16sdtdh w16sdtfl w16du wp14">
+<w:ftr xmlns:wpc="http://schemas.microsoft.com/office/word/2010/wordprocessingCanvas" xmlns:cx="http://schemas.microsoft.com/office/drawing/2014/chartex" xmlns:cx1="http://schemas.microsoft.com/office/drawing/2015/9/8/chartex" xmlns:cx2="http://schemas.microsoft.com/office/drawing/2015/10/21/chartex" xmlns:cx3="http://schemas.microsoft.com/office/drawing/2016/5/9/chartex" xmlns:cx4="http://schemas.microsoft.com/office/drawing/2016/5/10/chartex" xmlns:cx5="http://schemas.microsoft.com/office/drawing/2016/5/11/chartex" xmlns:cx6="http://schemas.microsoft.com/office/drawing/2016/5/12/chartex" xmlns:cx7="http://schemas.microsoft.com/office/drawing/2016/5/13/chartex" xmlns:cx8="http://schemas.microsoft.com/office/drawing/2016/5/14/chartex" xmlns:mc="http://schemas.openxmlformats.org/markup-compatibility/2006" xmlns:aink="http://schemas.microsoft.com/office/drawing/2016/ink" xmlns:am3d="http://schemas.microsoft.com/office/drawing/2017/model3d" xmlns:o="urn:schemas-microsoft-com:office:office" xmlns:oel="http://schemas.microsoft.com/office/2019/extlst" xmlns:r="http://schemas.openxmlformats.org/officeDocument/2006/relationships" xmlns:m="http://schemas.openxmlformats.org/officeDocument/2006/math" xmlns:v="urn:schemas-microsoft-com:vml" xmlns:wp14="http://schemas.microsoft.com/office/word/2010/wordprocessingDrawing" xmlns:wp="http://schemas.openxmlformats.org/drawingml/2006/wordprocessingDrawing" xmlns:w10="urn:schemas-microsoft-com:office:word" xmlns:w="http://schemas.openxmlformats.org/wordprocessingml/2006/main" xmlns:w14="http://schemas.microsoft.com/office/word/2010/wordml" xmlns:w15="http://schemas.microsoft.com/office/word/2012/wordml" xmlns:w16cex="http://schemas.microsoft.com/office/word/2018/wordml/cex" xmlns:w16cid="http://schemas.microsoft.com/office/word/2016/wordml/cid" xmlns:w16="http://schemas.microsoft.com/office/word/2018/wordml" xmlns:w16sdtdh="http://schemas.microsoft.com/office/word/2020/wordml/sdtdatahash" xmlns:w16se="http://schemas.microsoft.com/office/word/2015/wordml/symex" xmlns:wpg="http://schemas.microsoft.com/office/word/2010/wordprocessingGroup" xmlns:wpi="http://schemas.microsoft.com/office/word/2010/wordprocessingInk" xmlns:wne="http://schemas.microsoft.com/office/word/2006/wordml" xmlns:wps="http://schemas.microsoft.com/office/word/2010/wordprocessingShape" mc:Ignorable="w14 w15 w16se w16cid w16 w16cex w16sdtdh wp14">
   <w:p>
     <w:pPr>
       <w:pStyle w:val="a9"/>
+      <w:jc w:val="center"/>
     </w:pPr>
     <w:r>
       <w:rPr>
@@ -202,7 +1856,7 @@
       <mc:AlternateContent>
         <mc:Choice Requires="wpg">
           <w:drawing>
-            <wp:anchor distT="0" distB="0" distL="114300" distR="114300" simplePos="0" relativeHeight="251659264" behindDoc="0" locked="1" layoutInCell="0" allowOverlap="1" wp14:anchorId="1EC0C23F" wp14:editId="26ECC758">
+            <wp:anchor distT="0" distB="0" distL="114300" distR="114300" simplePos="0" relativeHeight="251659264" behindDoc="0" locked="1" layoutInCell="0" allowOverlap="1" wp14:anchorId="1870D7DA" wp14:editId="3C15806A">
               <wp:simplePos x="0" y="0"/>
               <wp:positionH relativeFrom="page">
                 <wp:posOffset>720090</wp:posOffset>
@@ -932,6 +2586,7 @@
                                     </w:rPr>
                                     <w:t xml:space="preserve"> </w:t>
                                   </w:r>
+                                  <w:proofErr w:type="spellStart"/>
                                   <w:r>
                                     <w:rPr>
                                       <w:rFonts w:ascii="GOST type B" w:hAnsi="GOST type B"/>
@@ -939,6 +2594,7 @@
                                     </w:rPr>
                                     <w:t>докум</w:t>
                                   </w:r>
+                                  <w:proofErr w:type="spellEnd"/>
                                   <w:r>
                                     <w:rPr>
                                       <w:rFonts w:ascii="GOST type B" w:hAnsi="GOST type B"/>
@@ -970,6 +2626,7 @@
                                       <w:sz w:val="18"/>
                                     </w:rPr>
                                   </w:pPr>
+                                  <w:proofErr w:type="spellStart"/>
                                   <w:r>
                                     <w:rPr>
                                       <w:rFonts w:ascii="GOST type B" w:hAnsi="GOST type B"/>
@@ -977,6 +2634,7 @@
                                     </w:rPr>
                                     <w:t>Подпись</w:t>
                                   </w:r>
+                                  <w:proofErr w:type="spellEnd"/>
                                 </w:p>
                               </w:tc>
                               <w:tc>
@@ -1074,7 +2732,7 @@
         </mc:Choice>
         <mc:Fallback>
           <w:pict>
-            <v:group w14:anchorId="1EC0C23F" id="Group 1" o:spid="_x0000_s1026" style="position:absolute;left:0;text-align:left;margin-left:56.7pt;margin-top:19.85pt;width:518.9pt;height:802.2pt;z-index:251659264;mso-position-horizontal-relative:page;mso-position-vertical-relative:page" coordorigin="1134,397" coordsize="10378,16044" o:gfxdata="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" o:allowincell="f">
+            <v:group w14:anchorId="1870D7DA" id="Group 1" o:spid="_x0000_s1026" style="position:absolute;left:0;text-align:left;margin-left:56.7pt;margin-top:19.85pt;width:518.9pt;height:802.2pt;z-index:251659264;mso-position-horizontal-relative:page;mso-position-vertical-relative:page" coordorigin="1134,397" coordsize="10378,16044" o:gfxdata="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" o:allowincell="f">
               <v:line id="Line 2" o:spid="_x0000_s1027" style="position:absolute;visibility:visible;mso-wrap-style:square" from="1134,397" to="1134,16441" o:connectortype="straight" o:gfxdata="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" strokeweight="2.25pt"/>
               <v:line id="Line 3" o:spid="_x0000_s1028" style="position:absolute;visibility:visible;mso-wrap-style:square" from="11509,397" to="11509,16441" o:connectortype="straight" o:gfxdata="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" strokeweight="2.25pt"/>
               <v:line id="Line 4" o:spid="_x0000_s1029" style="position:absolute;visibility:visible;mso-wrap-style:square" from="1137,16441" to="11512,16441" o:connectortype="straight" o:gfxdata="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" strokeweight="2.25pt"/>
@@ -1589,6 +3247,7 @@
                               </w:rPr>
                               <w:t xml:space="preserve"> </w:t>
                             </w:r>
+                            <w:proofErr w:type="spellStart"/>
                             <w:r>
                               <w:rPr>
                                 <w:rFonts w:ascii="GOST type B" w:hAnsi="GOST type B"/>
@@ -1596,6 +3255,7 @@
                               </w:rPr>
                               <w:t>докум</w:t>
                             </w:r>
+                            <w:proofErr w:type="spellEnd"/>
                             <w:r>
                               <w:rPr>
                                 <w:rFonts w:ascii="GOST type B" w:hAnsi="GOST type B"/>
@@ -1627,6 +3287,7 @@
                                 <w:sz w:val="18"/>
                               </w:rPr>
                             </w:pPr>
+                            <w:proofErr w:type="spellStart"/>
                             <w:r>
                               <w:rPr>
                                 <w:rFonts w:ascii="GOST type B" w:hAnsi="GOST type B"/>
@@ -1634,6 +3295,7 @@
                               </w:rPr>
                               <w:t>Подпись</w:t>
                             </w:r>
+                            <w:proofErr w:type="spellEnd"/>
                           </w:p>
                         </w:tc>
                         <w:tc>
@@ -1726,7 +3388,7 @@
 </file>
 
 <file path=word/footnotes.xml><?xml version="1.0" encoding="utf-8"?>
-<w:footnotes xmlns:wpc="http://schemas.microsoft.com/office/word/2010/wordprocessingCanvas" xmlns:cx="http://schemas.microsoft.com/office/drawing/2014/chartex" xmlns:cx1="http://schemas.microsoft.com/office/drawing/2015/9/8/chartex" xmlns:cx2="http://schemas.microsoft.com/office/drawing/2015/10/21/chartex" xmlns:cx3="http://schemas.microsoft.com/office/drawing/2016/5/9/chartex" xmlns:cx4="http://schemas.microsoft.com/office/drawing/2016/5/10/chartex" xmlns:cx5="http://schemas.microsoft.com/office/drawing/2016/5/11/chartex" xmlns:cx6="http://schemas.microsoft.com/office/drawing/2016/5/12/chartex" xmlns:cx7="http://schemas.microsoft.com/office/drawing/2016/5/13/chartex" xmlns:cx8="http://schemas.microsoft.com/office/drawing/2016/5/14/chartex" xmlns:mc="http://schemas.openxmlformats.org/markup-compatibility/2006" xmlns:aink="http://schemas.microsoft.com/office/drawing/2016/ink" xmlns:am3d="http://schemas.microsoft.com/office/drawing/2017/model3d" xmlns:o="urn:schemas-microsoft-com:office:office" xmlns:oel="http://schemas.microsoft.com/office/2019/extlst" xmlns:r="http://schemas.openxmlformats.org/officeDocument/2006/relationships" xmlns:m="http://schemas.openxmlformats.org/officeDocument/2006/math" xmlns:v="urn:schemas-microsoft-com:vml" xmlns:wp14="http://schemas.microsoft.com/office/word/2010/wordprocessingDrawing" xmlns:wp="http://schemas.openxmlformats.org/drawingml/2006/wordprocessingDrawing" xmlns:w10="urn:schemas-microsoft-com:office:word" xmlns:w="http://schemas.openxmlformats.org/wordprocessingml/2006/main" xmlns:w14="http://schemas.microsoft.com/office/word/2010/wordml" xmlns:w15="http://schemas.microsoft.com/office/word/2012/wordml" xmlns:w16cex="http://schemas.microsoft.com/office/word/2018/wordml/cex" xmlns:w16cid="http://schemas.microsoft.com/office/word/2016/wordml/cid" xmlns:w16="http://schemas.microsoft.com/office/word/2018/wordml" xmlns:w16du="http://schemas.microsoft.com/office/word/2023/wordml/word16du" xmlns:w16sdtdh="http://schemas.microsoft.com/office/word/2020/wordml/sdtdatahash" xmlns:w16sdtfl="http://schemas.microsoft.com/office/word/2024/wordml/sdtformatlock" xmlns:w16se="http://schemas.microsoft.com/office/word/2015/wordml/symex" xmlns:wpg="http://schemas.microsoft.com/office/word/2010/wordprocessingGroup" xmlns:wpi="http://schemas.microsoft.com/office/word/2010/wordprocessingInk" xmlns:wne="http://schemas.microsoft.com/office/word/2006/wordml" xmlns:wps="http://schemas.microsoft.com/office/word/2010/wordprocessingShape" mc:Ignorable="w14 w15 w16se w16cid w16 w16cex w16sdtdh w16sdtfl w16du wp14">
+<w:footnotes xmlns:wpc="http://schemas.microsoft.com/office/word/2010/wordprocessingCanvas" xmlns:cx="http://schemas.microsoft.com/office/drawing/2014/chartex" xmlns:cx1="http://schemas.microsoft.com/office/drawing/2015/9/8/chartex" xmlns:cx2="http://schemas.microsoft.com/office/drawing/2015/10/21/chartex" xmlns:cx3="http://schemas.microsoft.com/office/drawing/2016/5/9/chartex" xmlns:cx4="http://schemas.microsoft.com/office/drawing/2016/5/10/chartex" xmlns:cx5="http://schemas.microsoft.com/office/drawing/2016/5/11/chartex" xmlns:cx6="http://schemas.microsoft.com/office/drawing/2016/5/12/chartex" xmlns:cx7="http://schemas.microsoft.com/office/drawing/2016/5/13/chartex" xmlns:cx8="http://schemas.microsoft.com/office/drawing/2016/5/14/chartex" xmlns:mc="http://schemas.openxmlformats.org/markup-compatibility/2006" xmlns:aink="http://schemas.microsoft.com/office/drawing/2016/ink" xmlns:am3d="http://schemas.microsoft.com/office/drawing/2017/model3d" xmlns:o="urn:schemas-microsoft-com:office:office" xmlns:oel="http://schemas.microsoft.com/office/2019/extlst" xmlns:r="http://schemas.openxmlformats.org/officeDocument/2006/relationships" xmlns:m="http://schemas.openxmlformats.org/officeDocument/2006/math" xmlns:v="urn:schemas-microsoft-com:vml" xmlns:wp14="http://schemas.microsoft.com/office/word/2010/wordprocessingDrawing" xmlns:wp="http://schemas.openxmlformats.org/drawingml/2006/wordprocessingDrawing" xmlns:w10="urn:schemas-microsoft-com:office:word" xmlns:w="http://schemas.openxmlformats.org/wordprocessingml/2006/main" xmlns:w14="http://schemas.microsoft.com/office/word/2010/wordml" xmlns:w15="http://schemas.microsoft.com/office/word/2012/wordml" xmlns:w16cex="http://schemas.microsoft.com/office/word/2018/wordml/cex" xmlns:w16cid="http://schemas.microsoft.com/office/word/2016/wordml/cid" xmlns:w16="http://schemas.microsoft.com/office/word/2018/wordml" xmlns:w16sdtdh="http://schemas.microsoft.com/office/word/2020/wordml/sdtdatahash" xmlns:w16se="http://schemas.microsoft.com/office/word/2015/wordml/symex" xmlns:wpg="http://schemas.microsoft.com/office/word/2010/wordprocessingGroup" xmlns:wpi="http://schemas.microsoft.com/office/word/2010/wordprocessingInk" xmlns:wne="http://schemas.microsoft.com/office/word/2006/wordml" xmlns:wps="http://schemas.microsoft.com/office/word/2010/wordprocessingShape" mc:Ignorable="w14 w15 w16se w16cid w16 w16cex w16sdtdh wp14">
   <w:footnote w:type="separator" w:id="-1">
     <w:p>
       <w:r>
@@ -1745,7 +3407,7 @@
 </file>
 
 <file path=word/numbering.xml><?xml version="1.0" encoding="utf-8"?>
-<w:numbering xmlns:wpc="http://schemas.microsoft.com/office/word/2010/wordprocessingCanvas" xmlns:cx="http://schemas.microsoft.com/office/drawing/2014/chartex" xmlns:cx1="http://schemas.microsoft.com/office/drawing/2015/9/8/chartex" xmlns:cx2="http://schemas.microsoft.com/office/drawing/2015/10/21/chartex" xmlns:cx3="http://schemas.microsoft.com/office/drawing/2016/5/9/chartex" xmlns:cx4="http://schemas.microsoft.com/office/drawing/2016/5/10/chartex" xmlns:cx5="http://schemas.microsoft.com/office/drawing/2016/5/11/chartex" xmlns:cx6="http://schemas.microsoft.com/office/drawing/2016/5/12/chartex" xmlns:cx7="http://schemas.microsoft.com/office/drawing/2016/5/13/chartex" xmlns:cx8="http://schemas.microsoft.com/office/drawing/2016/5/14/chartex" xmlns:mc="http://schemas.openxmlformats.org/markup-compatibility/2006" xmlns:aink="http://schemas.microsoft.com/office/drawing/2016/ink" xmlns:am3d="http://schemas.microsoft.com/office/drawing/2017/model3d" xmlns:o="urn:schemas-microsoft-com:office:office" xmlns:oel="http://schemas.microsoft.com/office/2019/extlst" xmlns:r="http://schemas.openxmlformats.org/officeDocument/2006/relationships" xmlns:m="http://schemas.openxmlformats.org/officeDocument/2006/math" xmlns:v="urn:schemas-microsoft-com:vml" xmlns:wp14="http://schemas.microsoft.com/office/word/2010/wordprocessingDrawing" xmlns:wp="http://schemas.openxmlformats.org/drawingml/2006/wordprocessingDrawing" xmlns:w10="urn:schemas-microsoft-com:office:word" xmlns:w="http://schemas.openxmlformats.org/wordprocessingml/2006/main" xmlns:w14="http://schemas.microsoft.com/office/word/2010/wordml" xmlns:w15="http://schemas.microsoft.com/office/word/2012/wordml" xmlns:w16cex="http://schemas.microsoft.com/office/word/2018/wordml/cex" xmlns:w16cid="http://schemas.microsoft.com/office/word/2016/wordml/cid" xmlns:w16="http://schemas.microsoft.com/office/word/2018/wordml" xmlns:w16du="http://schemas.microsoft.com/office/word/2023/wordml/word16du" xmlns:w16sdtdh="http://schemas.microsoft.com/office/word/2020/wordml/sdtdatahash" xmlns:w16sdtfl="http://schemas.microsoft.com/office/word/2024/wordml/sdtformatlock" xmlns:w16se="http://schemas.microsoft.com/office/word/2015/wordml/symex" xmlns:wpg="http://schemas.microsoft.com/office/word/2010/wordprocessingGroup" xmlns:wpi="http://schemas.microsoft.com/office/word/2010/wordprocessingInk" xmlns:wne="http://schemas.microsoft.com/office/word/2006/wordml" xmlns:wps="http://schemas.microsoft.com/office/word/2010/wordprocessingShape" mc:Ignorable="w14 w15 w16se w16cid w16 w16cex w16sdtdh w16sdtfl w16du wp14">
+<w:numbering xmlns:wpc="http://schemas.microsoft.com/office/word/2010/wordprocessingCanvas" xmlns:cx="http://schemas.microsoft.com/office/drawing/2014/chartex" xmlns:cx1="http://schemas.microsoft.com/office/drawing/2015/9/8/chartex" xmlns:cx2="http://schemas.microsoft.com/office/drawing/2015/10/21/chartex" xmlns:cx3="http://schemas.microsoft.com/office/drawing/2016/5/9/chartex" xmlns:cx4="http://schemas.microsoft.com/office/drawing/2016/5/10/chartex" xmlns:cx5="http://schemas.microsoft.com/office/drawing/2016/5/11/chartex" xmlns:cx6="http://schemas.microsoft.com/office/drawing/2016/5/12/chartex" xmlns:cx7="http://schemas.microsoft.com/office/drawing/2016/5/13/chartex" xmlns:cx8="http://schemas.microsoft.com/office/drawing/2016/5/14/chartex" xmlns:mc="http://schemas.openxmlformats.org/markup-compatibility/2006" xmlns:aink="http://schemas.microsoft.com/office/drawing/2016/ink" xmlns:am3d="http://schemas.microsoft.com/office/drawing/2017/model3d" xmlns:o="urn:schemas-microsoft-com:office:office" xmlns:oel="http://schemas.microsoft.com/office/2019/extlst" xmlns:r="http://schemas.openxmlformats.org/officeDocument/2006/relationships" xmlns:m="http://schemas.openxmlformats.org/officeDocument/2006/math" xmlns:v="urn:schemas-microsoft-com:vml" xmlns:wp14="http://schemas.microsoft.com/office/word/2010/wordprocessingDrawing" xmlns:wp="http://schemas.openxmlformats.org/drawingml/2006/wordprocessingDrawing" xmlns:w10="urn:schemas-microsoft-com:office:word" xmlns:w="http://schemas.openxmlformats.org/wordprocessingml/2006/main" xmlns:w14="http://schemas.microsoft.com/office/word/2010/wordml" xmlns:w15="http://schemas.microsoft.com/office/word/2012/wordml" xmlns:w16cex="http://schemas.microsoft.com/office/word/2018/wordml/cex" xmlns:w16cid="http://schemas.microsoft.com/office/word/2016/wordml/cid" xmlns:w16="http://schemas.microsoft.com/office/word/2018/wordml" xmlns:w16sdtdh="http://schemas.microsoft.com/office/word/2020/wordml/sdtdatahash" xmlns:w16se="http://schemas.microsoft.com/office/word/2015/wordml/symex" xmlns:wpg="http://schemas.microsoft.com/office/word/2010/wordprocessingGroup" xmlns:wpi="http://schemas.microsoft.com/office/word/2010/wordprocessingInk" xmlns:wne="http://schemas.microsoft.com/office/word/2006/wordml" xmlns:wps="http://schemas.microsoft.com/office/word/2010/wordprocessingShape" mc:Ignorable="w14 w15 w16se w16cid w16 w16cex w16sdtdh wp14">
   <w:abstractNum w:abstractNumId="0" w15:restartNumberingAfterBreak="0">
     <w:nsid w:val="035B6C11"/>
     <w:multiLevelType w:val="multilevel"/>
@@ -4295,7 +5957,7 @@
 </file>
 
 <file path=word/styles.xml><?xml version="1.0" encoding="utf-8"?>
-<w:styles xmlns:mc="http://schemas.openxmlformats.org/markup-compatibility/2006" xmlns:r="http://schemas.openxmlformats.org/officeDocument/2006/relationships" xmlns:w="http://schemas.openxmlformats.org/wordprocessingml/2006/main" xmlns:w14="http://schemas.microsoft.com/office/word/2010/wordml" xmlns:w15="http://schemas.microsoft.com/office/word/2012/wordml" xmlns:w16cex="http://schemas.microsoft.com/office/word/2018/wordml/cex" xmlns:w16cid="http://schemas.microsoft.com/office/word/2016/wordml/cid" xmlns:w16="http://schemas.microsoft.com/office/word/2018/wordml" xmlns:w16du="http://schemas.microsoft.com/office/word/2023/wordml/word16du" xmlns:w16sdtdh="http://schemas.microsoft.com/office/word/2020/wordml/sdtdatahash" xmlns:w16sdtfl="http://schemas.microsoft.com/office/word/2024/wordml/sdtformatlock" xmlns:w16se="http://schemas.microsoft.com/office/word/2015/wordml/symex" mc:Ignorable="w14 w15 w16se w16cid w16 w16cex w16sdtdh w16sdtfl w16du">
+<w:styles xmlns:mc="http://schemas.openxmlformats.org/markup-compatibility/2006" xmlns:r="http://schemas.openxmlformats.org/officeDocument/2006/relationships" xmlns:w="http://schemas.openxmlformats.org/wordprocessingml/2006/main" xmlns:w14="http://schemas.microsoft.com/office/word/2010/wordml" xmlns:w15="http://schemas.microsoft.com/office/word/2012/wordml" xmlns:w16cex="http://schemas.microsoft.com/office/word/2018/wordml/cex" xmlns:w16cid="http://schemas.microsoft.com/office/word/2016/wordml/cid" xmlns:w16="http://schemas.microsoft.com/office/word/2018/wordml" xmlns:w16sdtdh="http://schemas.microsoft.com/office/word/2020/wordml/sdtdatahash" xmlns:w16se="http://schemas.microsoft.com/office/word/2015/wordml/symex" mc:Ignorable="w14 w15 w16se w16cid w16 w16cex w16sdtdh">
   <w:docDefaults>
     <w:rPrDefault>
       <w:rPr>
@@ -4688,8 +6350,12 @@
     <w:qFormat/>
     <w:rsid w:val="00002602"/>
     <w:pPr>
+      <w:spacing w:after="100"/>
       <w:ind w:firstLine="851"/>
     </w:pPr>
+    <w:rPr>
+      <w:sz w:val="22"/>
+    </w:rPr>
   </w:style>
   <w:style w:type="character" w:default="1" w:styleId="a0">
     <w:name w:val="Default Paragraph Font"/>
@@ -4886,7 +6552,7 @@
     <w:unhideWhenUsed/>
     <w:rsid w:val="008178BD"/>
     <w:pPr>
-      <w:spacing w:before="100" w:beforeAutospacing="1" w:after="100" w:afterAutospacing="1"/>
+      <w:spacing w:before="100" w:beforeAutospacing="1" w:afterAutospacing="1"/>
       <w:ind w:firstLine="0"/>
     </w:pPr>
     <w:rPr>
@@ -4942,6 +6608,37 @@
     <w:name w:val="token"/>
     <w:basedOn w:val="a0"/>
     <w:rsid w:val="008178BD"/>
+  </w:style>
+  <w:style w:type="paragraph" w:customStyle="1" w:styleId="1">
+    <w:name w:val="Заголовок1"/>
+    <w:rPr>
+      <w:b/>
+      <w:sz w:val="36"/>
+    </w:rPr>
+  </w:style>
+  <w:style w:type="paragraph" w:customStyle="1" w:styleId="11">
+    <w:name w:val="Заголовок 11"/>
+    <w:rPr>
+      <w:b/>
+      <w:sz w:val="32"/>
+    </w:rPr>
+  </w:style>
+  <w:style w:type="paragraph" w:customStyle="1" w:styleId="21">
+    <w:name w:val="Заголовок 21"/>
+    <w:rPr>
+      <w:b/>
+      <w:sz w:val="26"/>
+    </w:rPr>
+  </w:style>
+  <w:style w:type="paragraph" w:customStyle="1" w:styleId="31">
+    <w:name w:val="Заголовок 31"/>
+    <w:rPr>
+      <w:b/>
+      <w:sz w:val="24"/>
+    </w:rPr>
+  </w:style>
+  <w:style w:type="paragraph" w:customStyle="1" w:styleId="10">
+    <w:name w:val="Маркированный список1"/>
   </w:style>
 </w:styles>
 </file>
